--- a/klagomål/A 42165-2023 FSC-klagomål.docx
+++ b/klagomål/A 42165-2023 FSC-klagomål.docx
@@ -1225,7 +1225,7 @@
     <w:r>
       <w:tab/>
       <w:tab/>
-      <w:t>2026-03-06</w:t>
+      <w:t>2026-03-07</w:t>
       <w:br/>
       <w:br/>
     </w:r>

--- a/klagomål/A 42165-2023 FSC-klagomål.docx
+++ b/klagomål/A 42165-2023 FSC-klagomål.docx
@@ -501,6 +501,17 @@
       </w:r>
     </w:p>
     <w:p>
+      <w:r>
+        <w:rPr>
+          <w:b/>
+        </w:rPr>
+        <w:t xml:space="preserve">Vågbandad barkbock </w:t>
+      </w:r>
+      <w:r>
+        <w:t>är en långhorning vars larvutveckling sker under bark på nyligen döda stående barrträd, främst gran, mer undantagsvis på tall. Främst i stående träd, särskilt gamla, långsamvuxna granar med grov bark, även i grövre grenar, stubbar eller vindfällen. Arten är starkt knuten till naturskogsliknande granskogar, och gynnas av extrema torrsomrar som försvagar träden. Arten påverkas negativt av brist på kontinuitetsskog och en minskning av populationen pågår eller förväntas ske (SLU Artdatabanken, 2025).</w:t>
+      </w:r>
+    </w:p>
+    <w:p>
       <w:pPr>
         <w:pStyle w:val="Heading1"/>
       </w:pPr>
@@ -1225,7 +1236,7 @@
     <w:r>
       <w:tab/>
       <w:tab/>
-      <w:t>2026-03-13</w:t>
+      <w:t>2026-03-16</w:t>
       <w:br/>
       <w:br/>
     </w:r>

--- a/klagomål/A 42165-2023 FSC-klagomål.docx
+++ b/klagomål/A 42165-2023 FSC-klagomål.docx
@@ -1236,7 +1236,7 @@
     <w:r>
       <w:tab/>
       <w:tab/>
-      <w:t>2026-03-16</w:t>
+      <w:t>2026-03-17</w:t>
       <w:br/>
       <w:br/>
     </w:r>

--- a/klagomål/A 42165-2023 FSC-klagomål.docx
+++ b/klagomål/A 42165-2023 FSC-klagomål.docx
@@ -1236,7 +1236,7 @@
     <w:r>
       <w:tab/>
       <w:tab/>
-      <w:t>2026-03-17</w:t>
+      <w:t>2026-03-18</w:t>
       <w:br/>
       <w:br/>
     </w:r>

--- a/klagomål/A 42165-2023 FSC-klagomål.docx
+++ b/klagomål/A 42165-2023 FSC-klagomål.docx
@@ -1236,7 +1236,7 @@
     <w:r>
       <w:tab/>
       <w:tab/>
-      <w:t>2026-03-18</w:t>
+      <w:t>2026-03-19</w:t>
       <w:br/>
       <w:br/>
     </w:r>

--- a/klagomål/A 42165-2023 FSC-klagomål.docx
+++ b/klagomål/A 42165-2023 FSC-klagomål.docx
@@ -1236,7 +1236,7 @@
     <w:r>
       <w:tab/>
       <w:tab/>
-      <w:t>2026-03-19</w:t>
+      <w:t>2026-03-20</w:t>
       <w:br/>
       <w:br/>
     </w:r>

--- a/klagomål/A 42165-2023 FSC-klagomål.docx
+++ b/klagomål/A 42165-2023 FSC-klagomål.docx
@@ -1236,7 +1236,7 @@
     <w:r>
       <w:tab/>
       <w:tab/>
-      <w:t>2026-03-20</w:t>
+      <w:t>2026-03-21</w:t>
       <w:br/>
       <w:br/>
     </w:r>

--- a/klagomål/A 42165-2023 FSC-klagomål.docx
+++ b/klagomål/A 42165-2023 FSC-klagomål.docx
@@ -1236,7 +1236,7 @@
     <w:r>
       <w:tab/>
       <w:tab/>
-      <w:t>2026-03-21</w:t>
+      <w:t>2026-03-22</w:t>
       <w:br/>
       <w:br/>
     </w:r>

--- a/klagomål/A 42165-2023 FSC-klagomål.docx
+++ b/klagomål/A 42165-2023 FSC-klagomål.docx
@@ -1236,7 +1236,7 @@
     <w:r>
       <w:tab/>
       <w:tab/>
-      <w:t>2026-03-22</w:t>
+      <w:t>2026-03-23</w:t>
       <w:br/>
       <w:br/>
     </w:r>

--- a/klagomål/A 42165-2023 FSC-klagomål.docx
+++ b/klagomål/A 42165-2023 FSC-klagomål.docx
@@ -1236,7 +1236,7 @@
     <w:r>
       <w:tab/>
       <w:tab/>
-      <w:t>2026-03-23</w:t>
+      <w:t>2026-03-24</w:t>
       <w:br/>
       <w:br/>
     </w:r>

--- a/klagomål/A 42165-2023 FSC-klagomål.docx
+++ b/klagomål/A 42165-2023 FSC-klagomål.docx
@@ -1236,7 +1236,7 @@
     <w:r>
       <w:tab/>
       <w:tab/>
-      <w:t>2026-03-24</w:t>
+      <w:t>2026-03-25</w:t>
       <w:br/>
       <w:br/>
     </w:r>

--- a/klagomål/A 42165-2023 FSC-klagomål.docx
+++ b/klagomål/A 42165-2023 FSC-klagomål.docx
@@ -1236,7 +1236,7 @@
     <w:r>
       <w:tab/>
       <w:tab/>
-      <w:t>2026-03-25</w:t>
+      <w:t>2026-03-26</w:t>
       <w:br/>
       <w:br/>
     </w:r>

--- a/klagomål/A 42165-2023 FSC-klagomål.docx
+++ b/klagomål/A 42165-2023 FSC-klagomål.docx
@@ -1236,7 +1236,7 @@
     <w:r>
       <w:tab/>
       <w:tab/>
-      <w:t>2026-03-26</w:t>
+      <w:t>2026-03-27</w:t>
       <w:br/>
       <w:br/>
     </w:r>

--- a/klagomål/A 42165-2023 FSC-klagomål.docx
+++ b/klagomål/A 42165-2023 FSC-klagomål.docx
@@ -1236,7 +1236,7 @@
     <w:r>
       <w:tab/>
       <w:tab/>
-      <w:t>2026-03-27</w:t>
+      <w:t>2026-03-28</w:t>
       <w:br/>
       <w:br/>
     </w:r>

--- a/klagomål/A 42165-2023 FSC-klagomål.docx
+++ b/klagomål/A 42165-2023 FSC-klagomål.docx
@@ -1236,7 +1236,7 @@
     <w:r>
       <w:tab/>
       <w:tab/>
-      <w:t>2026-03-28</w:t>
+      <w:t>2026-03-29</w:t>
       <w:br/>
       <w:br/>
     </w:r>

--- a/klagomål/A 42165-2023 FSC-klagomål.docx
+++ b/klagomål/A 42165-2023 FSC-klagomål.docx
@@ -1236,7 +1236,7 @@
     <w:r>
       <w:tab/>
       <w:tab/>
-      <w:t>2026-03-29</w:t>
+      <w:t>2026-03-30</w:t>
       <w:br/>
       <w:br/>
     </w:r>

--- a/klagomål/A 42165-2023 FSC-klagomål.docx
+++ b/klagomål/A 42165-2023 FSC-klagomål.docx
@@ -1236,7 +1236,7 @@
     <w:r>
       <w:tab/>
       <w:tab/>
-      <w:t>2026-03-30</w:t>
+      <w:t>2026-03-31</w:t>
       <w:br/>
       <w:br/>
     </w:r>

--- a/klagomål/A 42165-2023 FSC-klagomål.docx
+++ b/klagomål/A 42165-2023 FSC-klagomål.docx
@@ -1236,7 +1236,7 @@
     <w:r>
       <w:tab/>
       <w:tab/>
-      <w:t>2026-03-31</w:t>
+      <w:t>2026-04-01</w:t>
       <w:br/>
       <w:br/>
     </w:r>

--- a/klagomål/A 42165-2023 FSC-klagomål.docx
+++ b/klagomål/A 42165-2023 FSC-klagomål.docx
@@ -1236,7 +1236,7 @@
     <w:r>
       <w:tab/>
       <w:tab/>
-      <w:t>2026-04-01</w:t>
+      <w:t>2026-04-02</w:t>
       <w:br/>
       <w:br/>
     </w:r>

--- a/klagomål/A 42165-2023 FSC-klagomål.docx
+++ b/klagomål/A 42165-2023 FSC-klagomål.docx
@@ -1236,7 +1236,7 @@
     <w:r>
       <w:tab/>
       <w:tab/>
-      <w:t>2026-04-02</w:t>
+      <w:t>2026-04-03</w:t>
       <w:br/>
       <w:br/>
     </w:r>

--- a/klagomål/A 42165-2023 FSC-klagomål.docx
+++ b/klagomål/A 42165-2023 FSC-klagomål.docx
@@ -1236,7 +1236,7 @@
     <w:r>
       <w:tab/>
       <w:tab/>
-      <w:t>2026-04-03</w:t>
+      <w:t>2026-04-04</w:t>
       <w:br/>
       <w:br/>
     </w:r>

--- a/klagomål/A 42165-2023 FSC-klagomål.docx
+++ b/klagomål/A 42165-2023 FSC-klagomål.docx
@@ -1236,7 +1236,7 @@
     <w:r>
       <w:tab/>
       <w:tab/>
-      <w:t>2026-04-04</w:t>
+      <w:t>2026-04-05</w:t>
       <w:br/>
       <w:br/>
     </w:r>

--- a/klagomål/A 42165-2023 FSC-klagomål.docx
+++ b/klagomål/A 42165-2023 FSC-klagomål.docx
@@ -1236,7 +1236,7 @@
     <w:r>
       <w:tab/>
       <w:tab/>
-      <w:t>2026-04-05</w:t>
+      <w:t>2026-04-06</w:t>
       <w:br/>
       <w:br/>
     </w:r>

--- a/klagomål/A 42165-2023 FSC-klagomål.docx
+++ b/klagomål/A 42165-2023 FSC-klagomål.docx
@@ -291,10 +291,10 @@
         <w:rPr>
           <w:b/>
         </w:rPr>
-        <w:t>Garnlav (NT)</w:t>
-      </w:r>
-      <w:r>
-        <w:t xml:space="preserve"> är en utpräglad barrskogsart som ibland kan drapera träden i norrländska grannaturskogar med hög luftfuktighet. Den förekommer även i talldominerade bestånd där den, förutom i trädens grenverk, påträffas hängande över ojämnheter i tallbarken. Arten har minskat starkt i södra och mellersta Sverige och den minskar även i sitt nordliga utbredningsområde. Orsaken till tillbakagången beror främst på slutavverkningar av naturskogsartade skogar. Bestånd med riklig förekomst bör regelmässigt sparas. Garnlav är värdväxt för den mycket sällsynta och akut hotade fjärilen barrskogslavfly (CR) som hör hemma i boreala barrskogar med riklig förekomst av värdväxten. Tidigare kunde arten konstateras årligen på flera platser vid Dala-Floda i Dalarna innan lokalerna kalavverkades. Senaste fyndet i landet av barrskogslavfly är från år 2000 då den påträffades vid Högberget i Sollefteå kommun. Garnlav är typisk art för </w:t>
+        <w:t>Garnlav (VU)</w:t>
+      </w:r>
+      <w:r>
+        <w:t xml:space="preserve"> är en utpräglad barrskogsart som ibland kan drapera träden i norrländska grannaturskogar med hög luftfuktighet. Den förekommer även i talldominerade bestånd där den, förutom i trädens grenverk, påträffas hängande över ojämnheter i tallbarken. Arten har minskat starkt i södra och mellersta Sverige och den minskar även i sitt nordliga utbredningsområde. Minskningstakten uppgår till 30 (20–50) % inom 50 år och överstiger gränsvärdet för Sårbar (VU). Orsaken till tillbakagången beror främst på slutavverkningar av naturskogsartade skogar. Bestånd med riklig förekomst bör regelmässigt sparas, vilket även gynnar flera andra sällsynta och rödlistade arter. Garnlav är värdväxt för den mycket sällsynta och akut hotade fjärilen barrskogslavfly (CR) som hör hemma i boreala barrskogar med riklig förekomst av värdväxten. Tidigare kunde arten konstateras årligen på flera platser vid Dala-Floda i Dalarna innan lokalerna kalavverkades. Senaste fyndet i landet av barrskogslavfly är från år 2000 då den påträffades vid Högberget i Sollefteå kommun. Garnlav är typisk art för </w:t>
       </w:r>
       <w:r>
         <w:rPr>
@@ -312,7 +312,7 @@
         <w:t xml:space="preserve"> 9070 Trädklädd betesmark</w:t>
       </w:r>
       <w:r>
-        <w:t xml:space="preserve"> (SLU Artdatabanken, 2024).</w:t>
+        <w:t xml:space="preserve"> (SLU Artdatabanken, 2026).</w:t>
       </w:r>
     </w:p>
     <w:p>
@@ -320,7 +320,7 @@
         <w:rPr>
           <w:b/>
         </w:rPr>
-        <w:t xml:space="preserve">Kattfotslav </w:t>
+        <w:t xml:space="preserve">Kattfotslav (NT) </w:t>
       </w:r>
       <w:r>
         <w:t xml:space="preserve">är en mycket god signalart i hela sitt svenska utbredningsområde och skogsbestånd med kattfotslav är alltid värdefulla ur naturvårdssynpunkt. Arten indikerar dels ett mikroklimat med konstant hög luftfuktighet, dels kontinuitet av äldre träd och god trädslutenhet. Trots att den är vanligare i sydvästra Sverige växer den enbart i skogsbestånd med höga naturvärden. Den är känslig för skogliga ingrepp som kan förändra lokal- och mikroklimat. Kattfotslav är typisk art för </w:t>
@@ -341,7 +341,7 @@
         <w:t xml:space="preserve"> 9190 Näringsfattig ekskog</w:t>
       </w:r>
       <w:r>
-        <w:t>. Arten har minskat kraftigt under de senaste åren och enligt artdatabankens preliminära bedömning kommer den att bli rödlistad som nära hotad (NT) i nästa rödlista som kommer 2026 (Nitare &amp; Skogsstyrelsen, 2019; SLU Artdatabanken, 2025).</w:t>
+        <w:t xml:space="preserve"> (Nitare &amp; Skogsstyrelsen, 2019; SLU Artdatabanken, 2026).</w:t>
       </w:r>
     </w:p>
     <w:p>
@@ -1236,7 +1236,7 @@
     <w:r>
       <w:tab/>
       <w:tab/>
-      <w:t>2026-04-06</w:t>
+      <w:t>2026-04-07</w:t>
       <w:br/>
       <w:br/>
     </w:r>

--- a/klagomål/A 42165-2023 FSC-klagomål.docx
+++ b/klagomål/A 42165-2023 FSC-klagomål.docx
@@ -1236,7 +1236,7 @@
     <w:r>
       <w:tab/>
       <w:tab/>
-      <w:t>2026-04-07</w:t>
+      <w:t>2026-04-08</w:t>
       <w:br/>
       <w:br/>
     </w:r>

--- a/klagomål/A 42165-2023 FSC-klagomål.docx
+++ b/klagomål/A 42165-2023 FSC-klagomål.docx
@@ -1236,7 +1236,7 @@
     <w:r>
       <w:tab/>
       <w:tab/>
-      <w:t>2026-04-08</w:t>
+      <w:t>2026-04-09</w:t>
       <w:br/>
       <w:br/>
     </w:r>

--- a/klagomål/A 42165-2023 FSC-klagomål.docx
+++ b/klagomål/A 42165-2023 FSC-klagomål.docx
@@ -1236,7 +1236,7 @@
     <w:r>
       <w:tab/>
       <w:tab/>
-      <w:t>2026-04-09</w:t>
+      <w:t>2026-04-10</w:t>
       <w:br/>
       <w:br/>
     </w:r>

--- a/klagomål/A 42165-2023 FSC-klagomål.docx
+++ b/klagomål/A 42165-2023 FSC-klagomål.docx
@@ -1236,7 +1236,7 @@
     <w:r>
       <w:tab/>
       <w:tab/>
-      <w:t>2026-04-10</w:t>
+      <w:t>2026-04-11</w:t>
       <w:br/>
       <w:br/>
     </w:r>

--- a/klagomål/A 42165-2023 FSC-klagomål.docx
+++ b/klagomål/A 42165-2023 FSC-klagomål.docx
@@ -1236,7 +1236,7 @@
     <w:r>
       <w:tab/>
       <w:tab/>
-      <w:t>2026-04-11</w:t>
+      <w:t>2026-04-12</w:t>
       <w:br/>
       <w:br/>
     </w:r>

--- a/klagomål/A 42165-2023 FSC-klagomål.docx
+++ b/klagomål/A 42165-2023 FSC-klagomål.docx
@@ -1236,7 +1236,7 @@
     <w:r>
       <w:tab/>
       <w:tab/>
-      <w:t>2026-05-16</w:t>
+      <w:t>2026-05-17</w:t>
       <w:br/>
       <w:br/>
     </w:r>

--- a/klagomål/A 42165-2023 FSC-klagomål.docx
+++ b/klagomål/A 42165-2023 FSC-klagomål.docx
@@ -1236,7 +1236,7 @@
     <w:r>
       <w:tab/>
       <w:tab/>
-      <w:t>2026-05-17</w:t>
+      <w:t>2026-05-18</w:t>
       <w:br/>
       <w:br/>
     </w:r>

--- a/klagomål/A 42165-2023 FSC-klagomål.docx
+++ b/klagomål/A 42165-2023 FSC-klagomål.docx
@@ -1236,7 +1236,7 @@
     <w:r>
       <w:tab/>
       <w:tab/>
-      <w:t>2026-05-18</w:t>
+      <w:t>2026-05-19</w:t>
       <w:br/>
       <w:br/>
     </w:r>

--- a/klagomål/A 42165-2023 FSC-klagomål.docx
+++ b/klagomål/A 42165-2023 FSC-klagomål.docx
@@ -1236,7 +1236,7 @@
     <w:r>
       <w:tab/>
       <w:tab/>
-      <w:t>2026-05-19</w:t>
+      <w:t>2026-05-20</w:t>
       <w:br/>
       <w:br/>
     </w:r>

--- a/klagomål/A 42165-2023 FSC-klagomål.docx
+++ b/klagomål/A 42165-2023 FSC-klagomål.docx
@@ -1236,7 +1236,7 @@
     <w:r>
       <w:tab/>
       <w:tab/>
-      <w:t>2026-05-20</w:t>
+      <w:t>2026-05-21</w:t>
       <w:br/>
       <w:br/>
     </w:r>

--- a/klagomål/A 42165-2023 FSC-klagomål.docx
+++ b/klagomål/A 42165-2023 FSC-klagomål.docx
@@ -1236,7 +1236,7 @@
     <w:r>
       <w:tab/>
       <w:tab/>
-      <w:t>2026-05-21</w:t>
+      <w:t>2026-05-22</w:t>
       <w:br/>
       <w:br/>
     </w:r>

--- a/klagomål/A 42165-2023 FSC-klagomål.docx
+++ b/klagomål/A 42165-2023 FSC-klagomål.docx
@@ -1236,7 +1236,7 @@
     <w:r>
       <w:tab/>
       <w:tab/>
-      <w:t>2026-05-22</w:t>
+      <w:t>2026-05-23</w:t>
       <w:br/>
       <w:br/>
     </w:r>

--- a/klagomål/A 42165-2023 FSC-klagomål.docx
+++ b/klagomål/A 42165-2023 FSC-klagomål.docx
@@ -1236,7 +1236,7 @@
     <w:r>
       <w:tab/>
       <w:tab/>
-      <w:t>2026-05-23</w:t>
+      <w:t>2026-05-24</w:t>
       <w:br/>
       <w:br/>
     </w:r>

--- a/klagomål/A 42165-2023 FSC-klagomål.docx
+++ b/klagomål/A 42165-2023 FSC-klagomål.docx
@@ -1236,7 +1236,7 @@
     <w:r>
       <w:tab/>
       <w:tab/>
-      <w:t>2026-05-24</w:t>
+      <w:t>2026-05-25</w:t>
       <w:br/>
       <w:br/>
     </w:r>

--- a/klagomål/A 42165-2023 FSC-klagomål.docx
+++ b/klagomål/A 42165-2023 FSC-klagomål.docx
@@ -1236,7 +1236,7 @@
     <w:r>
       <w:tab/>
       <w:tab/>
-      <w:t>2026-05-25</w:t>
+      <w:t>2026-05-26</w:t>
       <w:br/>
       <w:br/>
     </w:r>

--- a/klagomål/A 42165-2023 FSC-klagomål.docx
+++ b/klagomål/A 42165-2023 FSC-klagomål.docx
@@ -1236,7 +1236,7 @@
     <w:r>
       <w:tab/>
       <w:tab/>
-      <w:t>2026-05-26</w:t>
+      <w:t>2026-05-27</w:t>
       <w:br/>
       <w:br/>
     </w:r>

--- a/klagomål/A 42165-2023 FSC-klagomål.docx
+++ b/klagomål/A 42165-2023 FSC-klagomål.docx
@@ -1236,7 +1236,7 @@
     <w:r>
       <w:tab/>
       <w:tab/>
-      <w:t>2026-05-27</w:t>
+      <w:t>2026-05-28</w:t>
       <w:br/>
       <w:br/>
     </w:r>

--- a/klagomål/A 42165-2023 FSC-klagomål.docx
+++ b/klagomål/A 42165-2023 FSC-klagomål.docx
@@ -1236,7 +1236,7 @@
     <w:r>
       <w:tab/>
       <w:tab/>
-      <w:t>2026-05-28</w:t>
+      <w:t>2026-05-29</w:t>
       <w:br/>
       <w:br/>
     </w:r>

--- a/klagomål/A 42165-2023 FSC-klagomål.docx
+++ b/klagomål/A 42165-2023 FSC-klagomål.docx
@@ -1236,7 +1236,7 @@
     <w:r>
       <w:tab/>
       <w:tab/>
-      <w:t>2026-05-29</w:t>
+      <w:t>2026-05-30</w:t>
       <w:br/>
       <w:br/>
     </w:r>

--- a/klagomål/A 42165-2023 FSC-klagomål.docx
+++ b/klagomål/A 42165-2023 FSC-klagomål.docx
@@ -1236,7 +1236,7 @@
     <w:r>
       <w:tab/>
       <w:tab/>
-      <w:t>2026-05-30</w:t>
+      <w:t>2026-05-31</w:t>
       <w:br/>
       <w:br/>
     </w:r>

--- a/klagomål/A 42165-2023 FSC-klagomål.docx
+++ b/klagomål/A 42165-2023 FSC-klagomål.docx
@@ -1236,7 +1236,7 @@
     <w:r>
       <w:tab/>
       <w:tab/>
-      <w:t>2026-05-31</w:t>
+      <w:t>2026-06-01</w:t>
       <w:br/>
       <w:br/>
     </w:r>

--- a/klagomål/A 42165-2023 FSC-klagomål.docx
+++ b/klagomål/A 42165-2023 FSC-klagomål.docx
@@ -1236,7 +1236,7 @@
     <w:r>
       <w:tab/>
       <w:tab/>
-      <w:t>2026-06-01</w:t>
+      <w:t>2026-06-02</w:t>
       <w:br/>
       <w:br/>
     </w:r>

--- a/klagomål/A 42165-2023 FSC-klagomål.docx
+++ b/klagomål/A 42165-2023 FSC-klagomål.docx
@@ -1236,7 +1236,7 @@
     <w:r>
       <w:tab/>
       <w:tab/>
-      <w:t>2026-06-02</w:t>
+      <w:t>2026-06-03</w:t>
       <w:br/>
       <w:br/>
     </w:r>

--- a/klagomål/A 42165-2023 FSC-klagomål.docx
+++ b/klagomål/A 42165-2023 FSC-klagomål.docx
@@ -1236,7 +1236,7 @@
     <w:r>
       <w:tab/>
       <w:tab/>
-      <w:t>2026-06-03</w:t>
+      <w:t>2026-06-04</w:t>
       <w:br/>
       <w:br/>
     </w:r>

--- a/klagomål/A 42165-2023 FSC-klagomål.docx
+++ b/klagomål/A 42165-2023 FSC-klagomål.docx
@@ -1236,7 +1236,7 @@
     <w:r>
       <w:tab/>
       <w:tab/>
-      <w:t>2026-06-04</w:t>
+      <w:t>2026-06-05</w:t>
       <w:br/>
       <w:br/>
     </w:r>

--- a/klagomål/A 42165-2023 FSC-klagomål.docx
+++ b/klagomål/A 42165-2023 FSC-klagomål.docx
@@ -1236,7 +1236,7 @@
     <w:r>
       <w:tab/>
       <w:tab/>
-      <w:t>2026-06-05</w:t>
+      <w:t>2026-06-06</w:t>
       <w:br/>
       <w:br/>
     </w:r>

--- a/klagomål/A 42165-2023 FSC-klagomål.docx
+++ b/klagomål/A 42165-2023 FSC-klagomål.docx
@@ -1236,7 +1236,7 @@
     <w:r>
       <w:tab/>
       <w:tab/>
-      <w:t>2026-06-06</w:t>
+      <w:t>2026-06-07</w:t>
       <w:br/>
       <w:br/>
     </w:r>

--- a/klagomål/A 42165-2023 FSC-klagomål.docx
+++ b/klagomål/A 42165-2023 FSC-klagomål.docx
@@ -1236,7 +1236,7 @@
     <w:r>
       <w:tab/>
       <w:tab/>
-      <w:t>2026-06-07</w:t>
+      <w:t>2026-06-08</w:t>
       <w:br/>
       <w:br/>
     </w:r>

--- a/klagomål/A 42165-2023 FSC-klagomål.docx
+++ b/klagomål/A 42165-2023 FSC-klagomål.docx
@@ -1236,7 +1236,7 @@
     <w:r>
       <w:tab/>
       <w:tab/>
-      <w:t>2026-06-08</w:t>
+      <w:t>2026-06-09</w:t>
       <w:br/>
       <w:br/>
     </w:r>

--- a/klagomål/A 42165-2023 FSC-klagomål.docx
+++ b/klagomål/A 42165-2023 FSC-klagomål.docx
@@ -1236,7 +1236,7 @@
     <w:r>
       <w:tab/>
       <w:tab/>
-      <w:t>2026-06-09</w:t>
+      <w:t>2026-06-10</w:t>
       <w:br/>
       <w:br/>
     </w:r>

--- a/klagomål/A 42165-2023 FSC-klagomål.docx
+++ b/klagomål/A 42165-2023 FSC-klagomål.docx
@@ -1236,7 +1236,7 @@
     <w:r>
       <w:tab/>
       <w:tab/>
-      <w:t>2026-06-10</w:t>
+      <w:t>2026-06-11</w:t>
       <w:br/>
       <w:br/>
     </w:r>

--- a/klagomål/A 42165-2023 FSC-klagomål.docx
+++ b/klagomål/A 42165-2023 FSC-klagomål.docx
@@ -1236,7 +1236,7 @@
     <w:r>
       <w:tab/>
       <w:tab/>
-      <w:t>2026-06-11</w:t>
+      <w:t>2026-06-12</w:t>
       <w:br/>
       <w:br/>
     </w:r>

--- a/klagomål/A 42165-2023 FSC-klagomål.docx
+++ b/klagomål/A 42165-2023 FSC-klagomål.docx
@@ -1236,7 +1236,7 @@
     <w:r>
       <w:tab/>
       <w:tab/>
-      <w:t>2026-06-12</w:t>
+      <w:t>2026-06-13</w:t>
       <w:br/>
       <w:br/>
     </w:r>

--- a/klagomål/A 42165-2023 FSC-klagomål.docx
+++ b/klagomål/A 42165-2023 FSC-klagomål.docx
@@ -1236,7 +1236,7 @@
     <w:r>
       <w:tab/>
       <w:tab/>
-      <w:t>2026-06-13</w:t>
+      <w:t>2026-06-14</w:t>
       <w:br/>
       <w:br/>
     </w:r>

--- a/klagomål/A 42165-2023 FSC-klagomål.docx
+++ b/klagomål/A 42165-2023 FSC-klagomål.docx
@@ -1236,7 +1236,7 @@
     <w:r>
       <w:tab/>
       <w:tab/>
-      <w:t>2026-06-15</w:t>
+      <w:t>2026-06-16</w:t>
       <w:br/>
       <w:br/>
     </w:r>

--- a/klagomål/A 42165-2023 FSC-klagomål.docx
+++ b/klagomål/A 42165-2023 FSC-klagomål.docx
@@ -1236,7 +1236,7 @@
     <w:r>
       <w:tab/>
       <w:tab/>
-      <w:t>2026-06-16</w:t>
+      <w:t>2026-06-17</w:t>
       <w:br/>
       <w:br/>
     </w:r>

--- a/klagomål/A 42165-2023 FSC-klagomål.docx
+++ b/klagomål/A 42165-2023 FSC-klagomål.docx
@@ -1,6 +1,6 @@
 
 <file path=word/document.xml><?xml version="1.0" encoding="utf-8"?>
-<w:document xmlns:wpc="http://schemas.microsoft.com/office/word/2010/wordprocessingCanvas" xmlns:cx="http://schemas.microsoft.com/office/drawing/2014/chartex" xmlns:cx1="http://schemas.microsoft.com/office/drawing/2015/9/8/chartex" xmlns:cx2="http://schemas.microsoft.com/office/drawing/2015/10/21/chartex" xmlns:cx3="http://schemas.microsoft.com/office/drawing/2016/5/9/chartex" xmlns:cx4="http://schemas.microsoft.com/office/drawing/2016/5/10/chartex" xmlns:cx5="http://schemas.microsoft.com/office/drawing/2016/5/11/chartex" xmlns:cx6="http://schemas.microsoft.com/office/drawing/2016/5/12/chartex" xmlns:cx7="http://schemas.microsoft.com/office/drawing/2016/5/13/chartex" xmlns:cx8="http://schemas.microsoft.com/office/drawing/2016/5/14/chartex" xmlns:mc="http://schemas.openxmlformats.org/markup-compatibility/2006" xmlns:aink="http://schemas.microsoft.com/office/drawing/2016/ink" xmlns:am3d="http://schemas.microsoft.com/office/drawing/2017/model3d" xmlns:o="urn:schemas-microsoft-com:office:office" xmlns:oel="http://schemas.microsoft.com/office/2019/extlst" xmlns:r="http://schemas.openxmlformats.org/officeDocument/2006/relationships" xmlns:m="http://schemas.openxmlformats.org/officeDocument/2006/math" xmlns:v="urn:schemas-microsoft-com:vml" xmlns:wp14="http://schemas.microsoft.com/office/word/2010/wordprocessingDrawing" xmlns:wp="http://schemas.openxmlformats.org/drawingml/2006/wordprocessingDrawing" xmlns:w10="urn:schemas-microsoft-com:office:word" xmlns:w="http://schemas.openxmlformats.org/wordprocessingml/2006/main" xmlns:w14="http://schemas.microsoft.com/office/word/2010/wordml" xmlns:w15="http://schemas.microsoft.com/office/word/2012/wordml" xmlns:w16cex="http://schemas.microsoft.com/office/word/2018/wordml/cex" xmlns:w16cid="http://schemas.microsoft.com/office/word/2016/wordml/cid" xmlns:w16="http://schemas.microsoft.com/office/word/2018/wordml" xmlns:w16sdtdh="http://schemas.microsoft.com/office/word/2020/wordml/sdtdatahash" xmlns:w16se="http://schemas.microsoft.com/office/word/2015/wordml/symex" xmlns:wpg="http://schemas.microsoft.com/office/word/2010/wordprocessingGroup" xmlns:wpi="http://schemas.microsoft.com/office/word/2010/wordprocessingInk" xmlns:wne="http://schemas.microsoft.com/office/word/2006/wordml" xmlns:wps="http://schemas.microsoft.com/office/word/2010/wordprocessingShape" mc:Ignorable="w14 w15 w16se w16cid w16 w16cex w16sdtdh wp14">
+<w:document xmlns:wpc="http://schemas.microsoft.com/office/word/2010/wordprocessingCanvas" xmlns:cx="http://schemas.microsoft.com/office/drawing/2014/chartex" xmlns:cx1="http://schemas.microsoft.com/office/drawing/2015/9/8/chartex" xmlns:cx2="http://schemas.microsoft.com/office/drawing/2015/10/21/chartex" xmlns:cx3="http://schemas.microsoft.com/office/drawing/2016/5/9/chartex" xmlns:cx4="http://schemas.microsoft.com/office/drawing/2016/5/10/chartex" xmlns:cx5="http://schemas.microsoft.com/office/drawing/2016/5/11/chartex" xmlns:cx6="http://schemas.microsoft.com/office/drawing/2016/5/12/chartex" xmlns:cx7="http://schemas.microsoft.com/office/drawing/2016/5/13/chartex" xmlns:cx8="http://schemas.microsoft.com/office/drawing/2016/5/14/chartex" xmlns:mc="http://schemas.openxmlformats.org/markup-compatibility/2006" xmlns:aink="http://schemas.microsoft.com/office/drawing/2016/ink" xmlns:am3d="http://schemas.microsoft.com/office/drawing/2017/model3d" xmlns:o="urn:schemas-microsoft-com:office:office" xmlns:oel="http://schemas.microsoft.com/office/2019/extlst" xmlns:r="http://schemas.openxmlformats.org/officeDocument/2006/relationships" xmlns:m="http://schemas.openxmlformats.org/officeDocument/2006/math" xmlns:v="urn:schemas-microsoft-com:vml" xmlns:wp14="http://schemas.microsoft.com/office/word/2010/wordprocessingDrawing" xmlns:wp="http://schemas.openxmlformats.org/drawingml/2006/wordprocessingDrawing" xmlns:w10="urn:schemas-microsoft-com:office:word" xmlns:w="http://schemas.openxmlformats.org/wordprocessingml/2006/main" xmlns:w14="http://schemas.microsoft.com/office/word/2010/wordml" xmlns:w15="http://schemas.microsoft.com/office/word/2012/wordml" xmlns:w16cex="http://schemas.microsoft.com/office/word/2018/wordml/cex" xmlns:w16cid="http://schemas.microsoft.com/office/word/2016/wordml/cid" xmlns:w16="http://schemas.microsoft.com/office/word/2018/wordml" xmlns:w16du="http://schemas.microsoft.com/office/word/2023/wordml/word16du" xmlns:w16sdtdh="http://schemas.microsoft.com/office/word/2020/wordml/sdtdatahash" xmlns:w16sdtfl="http://schemas.microsoft.com/office/word/2024/wordml/sdtformatlock" xmlns:w16se="http://schemas.microsoft.com/office/word/2015/wordml/symex" xmlns:wpg="http://schemas.microsoft.com/office/word/2010/wordprocessingGroup" xmlns:wpi="http://schemas.microsoft.com/office/word/2010/wordprocessingInk" xmlns:wne="http://schemas.microsoft.com/office/word/2006/wordml" xmlns:wps="http://schemas.microsoft.com/office/word/2010/wordprocessingShape" mc:Ignorable="w14 w15 w16se w16cid w16 w16cex w16sdtdh w16sdtfl w16du wp14">
   <w:body>
     <w:p>
       <w:r>
@@ -168,7 +168,7 @@
     </w:p>
     <w:p>
       <w:r>
-        <w:t>Detta dokument behandlar höga naturvärden i avverkningsanmälan A 42165-2023 i Eda kommun. Denna avverkningsanmälan inkom 2023-09-09 00:00:00 och omfattar 15,6 ha.</w:t>
+        <w:t>Detta dokument behandlar höga naturvärden i avverkningsanmälan A 42165-2023 i Eda kommun som inkom 2023-09-09 och omfattar 15,6 ha.</w:t>
       </w:r>
     </w:p>
     <w:p>
@@ -191,12 +191,15 @@
     </w:p>
     <w:p>
       <w:r>
-        <w:t>I avverkningsanmälan har följande 16 naturvårdsarter hittats: garnlav (NT), tretåig hackspett (NT, §4), vedtrappmossa (NT), aspvedgnagare (S), blek stjärnmossa (S), blåsfliksmossa (S), kattfotslav (S), klippfrullania (S), korallblylav (S), mörk husmossa (S), skogshakmossa (S), stor revmossa (S), thomsons trägnagare (S), vedticka (S), vågbandad barkbock (S) och blåsippa (§9). Av dessa är 3 rödlistade. För rödlistade arter har rödlistekategorin angivits inom parentes. Arter som är signalarter enligt Skogsstyrelsen har markerats med (S). För fridlysta arter anges även paragrafen i Artskyddsförordningen som arten är fridlyst enligt.</w:t>
+        <w:t>I avverkningsanmälan har följande 16 naturvårdsarter hittats: garnlav (VU, T), kattfotslav (NT, T), tretåig hackspett (NT, T, §4), vedtrappmossa (NT, T), aspvedgnagare (S), blek stjärnmossa (S, T), blåsfliksmossa (S, T), klippfrullania (S, T), korallblylav (S, T), mörk husmossa (S, T), skogshakmossa (S, T), stor revmossa (S), thomsons trägnagare (S), vedticka (S, T), vågbandad barkbock (S) och blåsippa (T, §9). Av dessa är 4 rödlistade. För rödlistade arter har rödlistekategorin angivits inom parentes. Arter som är signalarter enligt Skogsstyrelsen har markerats med (S). Typiska arter inom Natura 2000 som är kopplade till skogsekosystem har markerats med (T). För fridlysta arter anges även paragrafen i Artskyddsförordningen som arten är fridlyst enligt.</w:t>
       </w:r>
     </w:p>
     <w:p>
       <w:r>
-        <w:t>De påträffade naturvårdsarterna är ett tydligt kvitto på att detta rör sig om en skog med höga naturvärden. I Figur 1 visas en karta över det avverkningsanmälda området, där samtliga fyndplatser för naturvårdsarter som finns registrerade på Artportalen har markerats.</w:t>
+        <w:t>De påträffade naturvårdsarterna är ett tydligt kvitto på att det rör sig om en skog med höga naturvärden.</w:t>
+      </w:r>
+      <w:r>
+        <w:t xml:space="preserve"> I Figur 1 visas fyndplatser för naturvårdsarter i området, som finns registrerade på Artportalen.</w:t>
       </w:r>
     </w:p>
     <w:p>
@@ -206,7 +209,7 @@
       <w:r>
         <w:drawing>
           <wp:inline xmlns:a="http://schemas.openxmlformats.org/drawingml/2006/main" xmlns:pic="http://schemas.openxmlformats.org/drawingml/2006/picture">
-            <wp:extent cx="5486400" cy="5225221"/>
+            <wp:extent cx="5486400" cy="5034823"/>
             <wp:docPr id="1" name="Picture 1"/>
             <wp:cNvGraphicFramePr>
               <a:graphicFrameLocks noChangeAspect="1"/>
@@ -227,7 +230,7 @@
                   <pic:spPr>
                     <a:xfrm>
                       <a:off x="0" y="0"/>
-                      <a:ext cx="5486400" cy="5225221"/>
+                      <a:ext cx="5486400" cy="5034823"/>
                     </a:xfrm>
                     <a:prstGeom prst="rect"/>
                   </pic:spPr>
@@ -241,9 +244,108 @@
     <w:p>
       <w:pPr>
         <w:pStyle w:val="Caption"/>
+        <w:spacing w:after="240"/>
       </w:pPr>
       <w:r>
-        <w:t>Figur 1. Fyndplatser för naturvårdsarter i det avverkningsanmälda området (röd linje). Markörer utan svart kant är placerade på fyndplatsen. Markörer med svart kant är placerade vid sidan av fyndplatsen och har ett svart streck som visar fyndplatsens exakta position. Kartans mittpunktskoordinat är N 6611613, E 345986 i SWEREF 99 TM.</w:t>
+        <w:t>Figur 1. Fyndplatser för naturvårdsarter i avverkningsanmälan (röd linje). Markörer utan svart kant är placerade på fyndplatsen. Markörer med svart kant är placerade vid sidan av fyndplatsen och har ett svart streck som visar fyndplatsens exakta position. Kartans mittpunktskoordinat är N 6611613, E 345986 i SWEREF 99 TM.</w:t>
+      </w:r>
+    </w:p>
+    <w:p>
+      <w:pPr>
+        <w:pStyle w:val="Heading2"/>
+      </w:pPr>
+      <w:r>
+        <w:t>Fridlysta arter</w:t>
+      </w:r>
+    </w:p>
+    <w:p>
+      <w:r>
+        <w:t>Följande fridlysta arter har sina livsmiljöer och växtplatser i den avverkningsanmälda skogen: tretåig hackspett (NT, T, §4) och blåsippa (T, §9).</w:t>
+      </w:r>
+    </w:p>
+    <w:p>
+      <w:r>
+        <w:t xml:space="preserve">Observera att medlemsländerna är skyldiga att agera i enlighet med EU:s fågeldirektiv där det uttryckligen står att direktivet gäller för fåglar samt för deras ägg, bon och </w:t>
+      </w:r>
+      <w:r>
+        <w:rPr>
+          <w:b/>
+        </w:rPr>
+        <w:t xml:space="preserve">livsmiljöer </w:t>
+      </w:r>
+      <w:r>
+        <w:t>(artikel 1). Vidare att de åtgärder som vidtas inte får leda till en försämring av den nuvarande situationen beträffande bevarandet av de fågelarter som avses i artikel 1 (artikel 13). Fågeldirektivet är styrande för tillsynsansvariga myndigheters ärendehantering, ställningstaganden och beslutsfattande.</w:t>
+      </w:r>
+    </w:p>
+    <w:p>
+      <w:r>
+        <w:rPr>
+          <w:b/>
+        </w:rPr>
+        <w:t>Blåsippa (§9)</w:t>
+      </w:r>
+      <w:r>
+        <w:t xml:space="preserve"> är typisk art för </w:t>
+      </w:r>
+      <w:r>
+        <w:rPr>
+          <w:i/>
+        </w:rPr>
+        <w:t>9050 Näringsrik granskog, 9020 Nordlig ädellövskog</w:t>
+      </w:r>
+      <w:r>
+        <w:t xml:space="preserve"> och </w:t>
+      </w:r>
+      <w:r>
+        <w:rPr>
+          <w:i/>
+        </w:rPr>
+        <w:t>8240 Karsthällmarker</w:t>
+      </w:r>
+      <w:r>
+        <w:t xml:space="preserve"> (SLU Artdatabanken, 2025).</w:t>
+      </w:r>
+    </w:p>
+    <w:p>
+      <w:r>
+        <w:rPr>
+          <w:b/>
+        </w:rPr>
+        <w:t>Tretåig hackspett (NT, §4)</w:t>
+      </w:r>
+      <w:r>
+        <w:t xml:space="preserve"> är rödlistad som nära hotad och ingår i bilaga 1 i EU:s fågeldirektiv. Tretåig hackspett är för sin överlevnad beroende av kontinuerlig tillförsel av äldre döende och död ved, som sker genom naturliga självgallringsprocesser i äldre grannaturskogar och barrblandade naturskogar. Om en skog genom skogsbruk gallras eller glesas ur så upphör och uteblir i stort sett den naturliga självgallringsprocessen för mycket lång tid framöver vilket omöjliggör upprätthållandet av den kontinuerliga ekologiska funktionen i ett område. Det finns studier som visar att naturskogens självgallringsprocess som den tretåiga hackspetten är beroende av, inte kan ersättas med efterlämnad hänsyn i skogsbruket (Imbeau &amp; Desrochers, 2002). Storleken på häckningsreviret varierar med skogstypen, förekomsten av död ved och graden av fragmentering, men är i allmänhet i storleksordningen 25–100 hektar. Vintertid krävs ofta betydligt större områden och det finns studier som antyder att arten behöver minst 100 hektar äldre skog. I områden med låg bonitet kan det behövas över 200 hektar lämpligt habitat för att ett par ska kunna reproducera sig. Områden med dokumenterad permanent förekomst i naturskogsmiljöer har vanligen så stora naturvärden att skogsbruk är olämpligt. Tretåig hackspett är typisk art för </w:t>
+      </w:r>
+      <w:r>
+        <w:rPr>
+          <w:i/>
+        </w:rPr>
+        <w:t xml:space="preserve">9010 Taiga, 9740 Skogsbevuxen myr, 9030 Landhöjningsskog </w:t>
+      </w:r>
+      <w:r>
+        <w:t xml:space="preserve">och </w:t>
+      </w:r>
+      <w:r>
+        <w:rPr>
+          <w:i/>
+        </w:rPr>
+        <w:t>9040 Fjällbjörkskog</w:t>
+      </w:r>
+      <w:r>
+        <w:t xml:space="preserve"> (Skogsstyrelsen, 2016; SLU Artdatabanken, 2024).</w:t>
+      </w:r>
+    </w:p>
+    <w:p>
+      <w:r>
+        <w:t>I BILAGA 1 finns mer detaljerad information om ekologi samt krav på livsmiljö hos fridlysta arter.</w:t>
+      </w:r>
+    </w:p>
+    <w:p>
+      <w:pPr>
+        <w:pStyle w:val="Heading2"/>
+      </w:pPr>
+      <w:r>
+        <w:t>Övriga naturvårdsarter</w:t>
       </w:r>
     </w:p>
     <w:p>
@@ -516,96 +618,6 @@
         <w:pStyle w:val="Heading1"/>
       </w:pPr>
       <w:r>
-        <w:t>Fridlysta arter</w:t>
-      </w:r>
-    </w:p>
-    <w:p>
-      <w:r>
-        <w:t>Följande fridlysta arter har sina livsmiljöer och växtplatser i den avverkningsanmälda skogen: tretåig hackspett (NT, §4) och blåsippa (§9).</w:t>
-      </w:r>
-    </w:p>
-    <w:p>
-      <w:r>
-        <w:t xml:space="preserve">Observera att medlemsländerna är skyldiga att agera i enlighet med EU:s fågeldirektiv där det uttryckligen står att direktivet gäller för fåglar samt för deras ägg, bon och </w:t>
-      </w:r>
-      <w:r>
-        <w:rPr>
-          <w:b/>
-        </w:rPr>
-        <w:t xml:space="preserve">livsmiljöer </w:t>
-      </w:r>
-      <w:r>
-        <w:t>(artikel 1). Vidare att de åtgärder som vidtas inte får leda till en försämring av den nuvarande situationen beträffande bevarandet av de fågelarter som avses i artikel 1 (artikel 13). Fågeldirektivet är styrande för tillsynsansvariga myndigheters ärendehantering, ställningstaganden och beslutsfattande.</w:t>
-      </w:r>
-    </w:p>
-    <w:p>
-      <w:r>
-        <w:rPr>
-          <w:b/>
-        </w:rPr>
-        <w:t>Blåsippa (§9)</w:t>
-      </w:r>
-      <w:r>
-        <w:t xml:space="preserve"> är typisk art för </w:t>
-      </w:r>
-      <w:r>
-        <w:rPr>
-          <w:i/>
-        </w:rPr>
-        <w:t>9050 Näringsrik granskog, 9020 Nordlig ädellövskog</w:t>
-      </w:r>
-      <w:r>
-        <w:t xml:space="preserve"> och </w:t>
-      </w:r>
-      <w:r>
-        <w:rPr>
-          <w:i/>
-        </w:rPr>
-        <w:t>8240 Karsthällmarker</w:t>
-      </w:r>
-      <w:r>
-        <w:t xml:space="preserve"> (SLU Artdatabanken, 2025).</w:t>
-      </w:r>
-    </w:p>
-    <w:p>
-      <w:r>
-        <w:rPr>
-          <w:b/>
-        </w:rPr>
-        <w:t>Tretåig hackspett (NT, §4)</w:t>
-      </w:r>
-      <w:r>
-        <w:t xml:space="preserve"> är rödlistad som nära hotad och ingår i bilaga 1 i EU:s fågeldirektiv. Tretåig hackspett är för sin överlevnad beroende av kontinuerlig tillförsel av äldre döende och död ved, som sker genom naturliga självgallringsprocesser i äldre grannaturskogar och barrblandade naturskogar. Om en skog genom skogsbruk gallras eller glesas ur så upphör och uteblir i stort sett den naturliga självgallringsprocessen för mycket lång tid framöver vilket omöjliggör upprätthållandet av den kontinuerliga ekologiska funktionen i ett område. Det finns studier som visar att naturskogens självgallringsprocess som den tretåiga hackspetten är beroende av, inte kan ersättas med efterlämnad hänsyn i skogsbruket (Imbeau &amp; Desrochers, 2002). Storleken på häckningsreviret varierar med skogstypen, förekomsten av död ved och graden av fragmentering, men är i allmänhet i storleksordningen 25–100 hektar. Vintertid krävs ofta betydligt större områden och det finns studier som antyder att arten behöver minst 100 hektar äldre skog. I områden med låg bonitet kan det behövas över 200 hektar lämpligt habitat för att ett par ska kunna reproducera sig. Områden med dokumenterad permanent förekomst i naturskogsmiljöer har vanligen så stora naturvärden att skogsbruk är olämpligt. Tretåig hackspett är typisk art för </w:t>
-      </w:r>
-      <w:r>
-        <w:rPr>
-          <w:i/>
-        </w:rPr>
-        <w:t xml:space="preserve">9010 Taiga, 9740 Skogsbevuxen myr, 9030 Landhöjningsskog </w:t>
-      </w:r>
-      <w:r>
-        <w:t xml:space="preserve">och </w:t>
-      </w:r>
-      <w:r>
-        <w:rPr>
-          <w:i/>
-        </w:rPr>
-        <w:t>9040 Fjällbjörkskog</w:t>
-      </w:r>
-      <w:r>
-        <w:t xml:space="preserve"> (Skogsstyrelsen, 2016; SLU Artdatabanken, 2024).</w:t>
-      </w:r>
-    </w:p>
-    <w:p>
-      <w:r>
-        <w:t>I BILAGA 1 finns mer detaljerad information om ekologi samt krav på livsmiljö hos fridlysta arter.</w:t>
-      </w:r>
-    </w:p>
-    <w:p>
-      <w:pPr>
-        <w:pStyle w:val="Heading1"/>
-      </w:pPr>
-      <w:r>
         <w:t>Certifiering</w:t>
       </w:r>
     </w:p>
@@ -707,7 +719,7 @@
         <w:rPr>
           <w:i/>
         </w:rPr>
-        <w:t>I det avverkningsanmälda skogsområdet har 16 naturvårdsarter varav 3 rödlistade arter sina livsmiljöer och växtplatser.</w:t>
+        <w:t>I det avverkningsanmälda skogsområdet har 16 naturvårdsarter varav 4 rödlistade arter sina livsmiljöer och växtplatser.</w:t>
       </w:r>
     </w:p>
     <w:p>
@@ -1126,7 +1138,7 @@
 </file>
 
 <file path=word/endnotes.xml><?xml version="1.0" encoding="utf-8"?>
-<w:endnotes xmlns:wpc="http://schemas.microsoft.com/office/word/2010/wordprocessingCanvas" xmlns:cx="http://schemas.microsoft.com/office/drawing/2014/chartex" xmlns:cx1="http://schemas.microsoft.com/office/drawing/2015/9/8/chartex" xmlns:cx2="http://schemas.microsoft.com/office/drawing/2015/10/21/chartex" xmlns:cx3="http://schemas.microsoft.com/office/drawing/2016/5/9/chartex" xmlns:cx4="http://schemas.microsoft.com/office/drawing/2016/5/10/chartex" xmlns:cx5="http://schemas.microsoft.com/office/drawing/2016/5/11/chartex" xmlns:cx6="http://schemas.microsoft.com/office/drawing/2016/5/12/chartex" xmlns:cx7="http://schemas.microsoft.com/office/drawing/2016/5/13/chartex" xmlns:cx8="http://schemas.microsoft.com/office/drawing/2016/5/14/chartex" xmlns:mc="http://schemas.openxmlformats.org/markup-compatibility/2006" xmlns:aink="http://schemas.microsoft.com/office/drawing/2016/ink" xmlns:am3d="http://schemas.microsoft.com/office/drawing/2017/model3d" xmlns:o="urn:schemas-microsoft-com:office:office" xmlns:oel="http://schemas.microsoft.com/office/2019/extlst" xmlns:r="http://schemas.openxmlformats.org/officeDocument/2006/relationships" xmlns:m="http://schemas.openxmlformats.org/officeDocument/2006/math" xmlns:v="urn:schemas-microsoft-com:vml" xmlns:wp14="http://schemas.microsoft.com/office/word/2010/wordprocessingDrawing" xmlns:wp="http://schemas.openxmlformats.org/drawingml/2006/wordprocessingDrawing" xmlns:w10="urn:schemas-microsoft-com:office:word" xmlns:w="http://schemas.openxmlformats.org/wordprocessingml/2006/main" xmlns:w14="http://schemas.microsoft.com/office/word/2010/wordml" xmlns:w15="http://schemas.microsoft.com/office/word/2012/wordml" xmlns:w16cex="http://schemas.microsoft.com/office/word/2018/wordml/cex" xmlns:w16cid="http://schemas.microsoft.com/office/word/2016/wordml/cid" xmlns:w16="http://schemas.microsoft.com/office/word/2018/wordml" xmlns:w16sdtdh="http://schemas.microsoft.com/office/word/2020/wordml/sdtdatahash" xmlns:w16se="http://schemas.microsoft.com/office/word/2015/wordml/symex" xmlns:wpg="http://schemas.microsoft.com/office/word/2010/wordprocessingGroup" xmlns:wpi="http://schemas.microsoft.com/office/word/2010/wordprocessingInk" xmlns:wne="http://schemas.microsoft.com/office/word/2006/wordml" xmlns:wps="http://schemas.microsoft.com/office/word/2010/wordprocessingShape" mc:Ignorable="w14 w15 w16se w16cid w16 w16cex w16sdtdh wp14">
+<w:endnotes xmlns:wpc="http://schemas.microsoft.com/office/word/2010/wordprocessingCanvas" xmlns:cx="http://schemas.microsoft.com/office/drawing/2014/chartex" xmlns:cx1="http://schemas.microsoft.com/office/drawing/2015/9/8/chartex" xmlns:cx2="http://schemas.microsoft.com/office/drawing/2015/10/21/chartex" xmlns:cx3="http://schemas.microsoft.com/office/drawing/2016/5/9/chartex" xmlns:cx4="http://schemas.microsoft.com/office/drawing/2016/5/10/chartex" xmlns:cx5="http://schemas.microsoft.com/office/drawing/2016/5/11/chartex" xmlns:cx6="http://schemas.microsoft.com/office/drawing/2016/5/12/chartex" xmlns:cx7="http://schemas.microsoft.com/office/drawing/2016/5/13/chartex" xmlns:cx8="http://schemas.microsoft.com/office/drawing/2016/5/14/chartex" xmlns:mc="http://schemas.openxmlformats.org/markup-compatibility/2006" xmlns:aink="http://schemas.microsoft.com/office/drawing/2016/ink" xmlns:am3d="http://schemas.microsoft.com/office/drawing/2017/model3d" xmlns:o="urn:schemas-microsoft-com:office:office" xmlns:oel="http://schemas.microsoft.com/office/2019/extlst" xmlns:r="http://schemas.openxmlformats.org/officeDocument/2006/relationships" xmlns:m="http://schemas.openxmlformats.org/officeDocument/2006/math" xmlns:v="urn:schemas-microsoft-com:vml" xmlns:wp14="http://schemas.microsoft.com/office/word/2010/wordprocessingDrawing" xmlns:wp="http://schemas.openxmlformats.org/drawingml/2006/wordprocessingDrawing" xmlns:w10="urn:schemas-microsoft-com:office:word" xmlns:w="http://schemas.openxmlformats.org/wordprocessingml/2006/main" xmlns:w14="http://schemas.microsoft.com/office/word/2010/wordml" xmlns:w15="http://schemas.microsoft.com/office/word/2012/wordml" xmlns:w16cex="http://schemas.microsoft.com/office/word/2018/wordml/cex" xmlns:w16cid="http://schemas.microsoft.com/office/word/2016/wordml/cid" xmlns:w16="http://schemas.microsoft.com/office/word/2018/wordml" xmlns:w16du="http://schemas.microsoft.com/office/word/2023/wordml/word16du" xmlns:w16sdtdh="http://schemas.microsoft.com/office/word/2020/wordml/sdtdatahash" xmlns:w16sdtfl="http://schemas.microsoft.com/office/word/2024/wordml/sdtformatlock" xmlns:w16se="http://schemas.microsoft.com/office/word/2015/wordml/symex" xmlns:wpg="http://schemas.microsoft.com/office/word/2010/wordprocessingGroup" xmlns:wpi="http://schemas.microsoft.com/office/word/2010/wordprocessingInk" xmlns:wne="http://schemas.microsoft.com/office/word/2006/wordml" xmlns:wps="http://schemas.microsoft.com/office/word/2010/wordprocessingShape" mc:Ignorable="w14 w15 w16se w16cid w16 w16cex w16sdtdh w16sdtfl w16du wp14">
   <w:endnote w:type="separator" w:id="-1">
     <w:p>
       <w:pPr>
@@ -1151,7 +1163,7 @@
 </file>
 
 <file path=word/footer1.xml><?xml version="1.0" encoding="utf-8"?>
-<w:ftr xmlns:wpc="http://schemas.microsoft.com/office/word/2010/wordprocessingCanvas" xmlns:cx="http://schemas.microsoft.com/office/drawing/2014/chartex" xmlns:cx1="http://schemas.microsoft.com/office/drawing/2015/9/8/chartex" xmlns:cx2="http://schemas.microsoft.com/office/drawing/2015/10/21/chartex" xmlns:cx3="http://schemas.microsoft.com/office/drawing/2016/5/9/chartex" xmlns:cx4="http://schemas.microsoft.com/office/drawing/2016/5/10/chartex" xmlns:cx5="http://schemas.microsoft.com/office/drawing/2016/5/11/chartex" xmlns:cx6="http://schemas.microsoft.com/office/drawing/2016/5/12/chartex" xmlns:cx7="http://schemas.microsoft.com/office/drawing/2016/5/13/chartex" xmlns:cx8="http://schemas.microsoft.com/office/drawing/2016/5/14/chartex" xmlns:mc="http://schemas.openxmlformats.org/markup-compatibility/2006" xmlns:aink="http://schemas.microsoft.com/office/drawing/2016/ink" xmlns:am3d="http://schemas.microsoft.com/office/drawing/2017/model3d" xmlns:o="urn:schemas-microsoft-com:office:office" xmlns:oel="http://schemas.microsoft.com/office/2019/extlst" xmlns:r="http://schemas.openxmlformats.org/officeDocument/2006/relationships" xmlns:m="http://schemas.openxmlformats.org/officeDocument/2006/math" xmlns:v="urn:schemas-microsoft-com:vml" xmlns:wp14="http://schemas.microsoft.com/office/word/2010/wordprocessingDrawing" xmlns:wp="http://schemas.openxmlformats.org/drawingml/2006/wordprocessingDrawing" xmlns:w10="urn:schemas-microsoft-com:office:word" xmlns:w="http://schemas.openxmlformats.org/wordprocessingml/2006/main" xmlns:w14="http://schemas.microsoft.com/office/word/2010/wordml" xmlns:w15="http://schemas.microsoft.com/office/word/2012/wordml" xmlns:w16cex="http://schemas.microsoft.com/office/word/2018/wordml/cex" xmlns:w16cid="http://schemas.microsoft.com/office/word/2016/wordml/cid" xmlns:w16="http://schemas.microsoft.com/office/word/2018/wordml" xmlns:w16sdtdh="http://schemas.microsoft.com/office/word/2020/wordml/sdtdatahash" xmlns:w16se="http://schemas.microsoft.com/office/word/2015/wordml/symex" xmlns:wpg="http://schemas.microsoft.com/office/word/2010/wordprocessingGroup" xmlns:wpi="http://schemas.microsoft.com/office/word/2010/wordprocessingInk" xmlns:wne="http://schemas.microsoft.com/office/word/2006/wordml" xmlns:wps="http://schemas.microsoft.com/office/word/2010/wordprocessingShape" mc:Ignorable="w14 w15 w16se w16cid w16 w16cex w16sdtdh wp14">
+<w:ftr xmlns:wpc="http://schemas.microsoft.com/office/word/2010/wordprocessingCanvas" xmlns:cx="http://schemas.microsoft.com/office/drawing/2014/chartex" xmlns:cx1="http://schemas.microsoft.com/office/drawing/2015/9/8/chartex" xmlns:cx2="http://schemas.microsoft.com/office/drawing/2015/10/21/chartex" xmlns:cx3="http://schemas.microsoft.com/office/drawing/2016/5/9/chartex" xmlns:cx4="http://schemas.microsoft.com/office/drawing/2016/5/10/chartex" xmlns:cx5="http://schemas.microsoft.com/office/drawing/2016/5/11/chartex" xmlns:cx6="http://schemas.microsoft.com/office/drawing/2016/5/12/chartex" xmlns:cx7="http://schemas.microsoft.com/office/drawing/2016/5/13/chartex" xmlns:cx8="http://schemas.microsoft.com/office/drawing/2016/5/14/chartex" xmlns:mc="http://schemas.openxmlformats.org/markup-compatibility/2006" xmlns:aink="http://schemas.microsoft.com/office/drawing/2016/ink" xmlns:am3d="http://schemas.microsoft.com/office/drawing/2017/model3d" xmlns:o="urn:schemas-microsoft-com:office:office" xmlns:oel="http://schemas.microsoft.com/office/2019/extlst" xmlns:r="http://schemas.openxmlformats.org/officeDocument/2006/relationships" xmlns:m="http://schemas.openxmlformats.org/officeDocument/2006/math" xmlns:v="urn:schemas-microsoft-com:vml" xmlns:wp14="http://schemas.microsoft.com/office/word/2010/wordprocessingDrawing" xmlns:wp="http://schemas.openxmlformats.org/drawingml/2006/wordprocessingDrawing" xmlns:w10="urn:schemas-microsoft-com:office:word" xmlns:w="http://schemas.openxmlformats.org/wordprocessingml/2006/main" xmlns:w14="http://schemas.microsoft.com/office/word/2010/wordml" xmlns:w15="http://schemas.microsoft.com/office/word/2012/wordml" xmlns:w16cex="http://schemas.microsoft.com/office/word/2018/wordml/cex" xmlns:w16cid="http://schemas.microsoft.com/office/word/2016/wordml/cid" xmlns:w16="http://schemas.microsoft.com/office/word/2018/wordml" xmlns:w16du="http://schemas.microsoft.com/office/word/2023/wordml/word16du" xmlns:w16sdtdh="http://schemas.microsoft.com/office/word/2020/wordml/sdtdatahash" xmlns:w16sdtfl="http://schemas.microsoft.com/office/word/2024/wordml/sdtformatlock" xmlns:w16se="http://schemas.microsoft.com/office/word/2015/wordml/symex" xmlns:wpg="http://schemas.microsoft.com/office/word/2010/wordprocessingGroup" xmlns:wpi="http://schemas.microsoft.com/office/word/2010/wordprocessingInk" xmlns:wne="http://schemas.microsoft.com/office/word/2006/wordml" xmlns:wps="http://schemas.microsoft.com/office/word/2010/wordprocessingShape" mc:Ignorable="w14 w15 w16se w16cid w16 w16cex w16sdtdh w16sdtfl w16du wp14">
   <w:p>
     <w:pPr>
       <w:pStyle w:val="Footer"/>
@@ -1161,7 +1173,7 @@
 </file>
 
 <file path=word/footer2.xml><?xml version="1.0" encoding="utf-8"?>
-<w:ftr xmlns:wpc="http://schemas.microsoft.com/office/word/2010/wordprocessingCanvas" xmlns:cx="http://schemas.microsoft.com/office/drawing/2014/chartex" xmlns:cx1="http://schemas.microsoft.com/office/drawing/2015/9/8/chartex" xmlns:cx2="http://schemas.microsoft.com/office/drawing/2015/10/21/chartex" xmlns:cx3="http://schemas.microsoft.com/office/drawing/2016/5/9/chartex" xmlns:cx4="http://schemas.microsoft.com/office/drawing/2016/5/10/chartex" xmlns:cx5="http://schemas.microsoft.com/office/drawing/2016/5/11/chartex" xmlns:cx6="http://schemas.microsoft.com/office/drawing/2016/5/12/chartex" xmlns:cx7="http://schemas.microsoft.com/office/drawing/2016/5/13/chartex" xmlns:cx8="http://schemas.microsoft.com/office/drawing/2016/5/14/chartex" xmlns:mc="http://schemas.openxmlformats.org/markup-compatibility/2006" xmlns:aink="http://schemas.microsoft.com/office/drawing/2016/ink" xmlns:am3d="http://schemas.microsoft.com/office/drawing/2017/model3d" xmlns:o="urn:schemas-microsoft-com:office:office" xmlns:oel="http://schemas.microsoft.com/office/2019/extlst" xmlns:r="http://schemas.openxmlformats.org/officeDocument/2006/relationships" xmlns:m="http://schemas.openxmlformats.org/officeDocument/2006/math" xmlns:v="urn:schemas-microsoft-com:vml" xmlns:wp14="http://schemas.microsoft.com/office/word/2010/wordprocessingDrawing" xmlns:wp="http://schemas.openxmlformats.org/drawingml/2006/wordprocessingDrawing" xmlns:w10="urn:schemas-microsoft-com:office:word" xmlns:w="http://schemas.openxmlformats.org/wordprocessingml/2006/main" xmlns:w14="http://schemas.microsoft.com/office/word/2010/wordml" xmlns:w15="http://schemas.microsoft.com/office/word/2012/wordml" xmlns:w16cex="http://schemas.microsoft.com/office/word/2018/wordml/cex" xmlns:w16cid="http://schemas.microsoft.com/office/word/2016/wordml/cid" xmlns:w16="http://schemas.microsoft.com/office/word/2018/wordml" xmlns:w16sdtdh="http://schemas.microsoft.com/office/word/2020/wordml/sdtdatahash" xmlns:w16se="http://schemas.microsoft.com/office/word/2015/wordml/symex" xmlns:wpg="http://schemas.microsoft.com/office/word/2010/wordprocessingGroup" xmlns:wpi="http://schemas.microsoft.com/office/word/2010/wordprocessingInk" xmlns:wne="http://schemas.microsoft.com/office/word/2006/wordml" xmlns:wps="http://schemas.microsoft.com/office/word/2010/wordprocessingShape" mc:Ignorable="w14 w15 w16se w16cid w16 w16cex w16sdtdh wp14">
+<w:ftr xmlns:wpc="http://schemas.microsoft.com/office/word/2010/wordprocessingCanvas" xmlns:cx="http://schemas.microsoft.com/office/drawing/2014/chartex" xmlns:cx1="http://schemas.microsoft.com/office/drawing/2015/9/8/chartex" xmlns:cx2="http://schemas.microsoft.com/office/drawing/2015/10/21/chartex" xmlns:cx3="http://schemas.microsoft.com/office/drawing/2016/5/9/chartex" xmlns:cx4="http://schemas.microsoft.com/office/drawing/2016/5/10/chartex" xmlns:cx5="http://schemas.microsoft.com/office/drawing/2016/5/11/chartex" xmlns:cx6="http://schemas.microsoft.com/office/drawing/2016/5/12/chartex" xmlns:cx7="http://schemas.microsoft.com/office/drawing/2016/5/13/chartex" xmlns:cx8="http://schemas.microsoft.com/office/drawing/2016/5/14/chartex" xmlns:mc="http://schemas.openxmlformats.org/markup-compatibility/2006" xmlns:aink="http://schemas.microsoft.com/office/drawing/2016/ink" xmlns:am3d="http://schemas.microsoft.com/office/drawing/2017/model3d" xmlns:o="urn:schemas-microsoft-com:office:office" xmlns:oel="http://schemas.microsoft.com/office/2019/extlst" xmlns:r="http://schemas.openxmlformats.org/officeDocument/2006/relationships" xmlns:m="http://schemas.openxmlformats.org/officeDocument/2006/math" xmlns:v="urn:schemas-microsoft-com:vml" xmlns:wp14="http://schemas.microsoft.com/office/word/2010/wordprocessingDrawing" xmlns:wp="http://schemas.openxmlformats.org/drawingml/2006/wordprocessingDrawing" xmlns:w10="urn:schemas-microsoft-com:office:word" xmlns:w="http://schemas.openxmlformats.org/wordprocessingml/2006/main" xmlns:w14="http://schemas.microsoft.com/office/word/2010/wordml" xmlns:w15="http://schemas.microsoft.com/office/word/2012/wordml" xmlns:w16cex="http://schemas.microsoft.com/office/word/2018/wordml/cex" xmlns:w16cid="http://schemas.microsoft.com/office/word/2016/wordml/cid" xmlns:w16="http://schemas.microsoft.com/office/word/2018/wordml" xmlns:w16du="http://schemas.microsoft.com/office/word/2023/wordml/word16du" xmlns:w16sdtdh="http://schemas.microsoft.com/office/word/2020/wordml/sdtdatahash" xmlns:w16sdtfl="http://schemas.microsoft.com/office/word/2024/wordml/sdtformatlock" xmlns:w16se="http://schemas.microsoft.com/office/word/2015/wordml/symex" xmlns:wpg="http://schemas.microsoft.com/office/word/2010/wordprocessingGroup" xmlns:wpi="http://schemas.microsoft.com/office/word/2010/wordprocessingInk" xmlns:wne="http://schemas.microsoft.com/office/word/2006/wordml" xmlns:wps="http://schemas.microsoft.com/office/word/2010/wordprocessingShape" mc:Ignorable="w14 w15 w16se w16cid w16 w16cex w16sdtdh w16sdtfl w16du wp14">
   <w:p>
     <w:pPr>
       <w:pStyle w:val="Footer"/>
@@ -1171,7 +1183,7 @@
 </file>
 
 <file path=word/footer3.xml><?xml version="1.0" encoding="utf-8"?>
-<w:ftr xmlns:wpc="http://schemas.microsoft.com/office/word/2010/wordprocessingCanvas" xmlns:cx="http://schemas.microsoft.com/office/drawing/2014/chartex" xmlns:cx1="http://schemas.microsoft.com/office/drawing/2015/9/8/chartex" xmlns:cx2="http://schemas.microsoft.com/office/drawing/2015/10/21/chartex" xmlns:cx3="http://schemas.microsoft.com/office/drawing/2016/5/9/chartex" xmlns:cx4="http://schemas.microsoft.com/office/drawing/2016/5/10/chartex" xmlns:cx5="http://schemas.microsoft.com/office/drawing/2016/5/11/chartex" xmlns:cx6="http://schemas.microsoft.com/office/drawing/2016/5/12/chartex" xmlns:cx7="http://schemas.microsoft.com/office/drawing/2016/5/13/chartex" xmlns:cx8="http://schemas.microsoft.com/office/drawing/2016/5/14/chartex" xmlns:mc="http://schemas.openxmlformats.org/markup-compatibility/2006" xmlns:aink="http://schemas.microsoft.com/office/drawing/2016/ink" xmlns:am3d="http://schemas.microsoft.com/office/drawing/2017/model3d" xmlns:o="urn:schemas-microsoft-com:office:office" xmlns:oel="http://schemas.microsoft.com/office/2019/extlst" xmlns:r="http://schemas.openxmlformats.org/officeDocument/2006/relationships" xmlns:m="http://schemas.openxmlformats.org/officeDocument/2006/math" xmlns:v="urn:schemas-microsoft-com:vml" xmlns:wp14="http://schemas.microsoft.com/office/word/2010/wordprocessingDrawing" xmlns:wp="http://schemas.openxmlformats.org/drawingml/2006/wordprocessingDrawing" xmlns:w10="urn:schemas-microsoft-com:office:word" xmlns:w="http://schemas.openxmlformats.org/wordprocessingml/2006/main" xmlns:w14="http://schemas.microsoft.com/office/word/2010/wordml" xmlns:w15="http://schemas.microsoft.com/office/word/2012/wordml" xmlns:w16cex="http://schemas.microsoft.com/office/word/2018/wordml/cex" xmlns:w16cid="http://schemas.microsoft.com/office/word/2016/wordml/cid" xmlns:w16="http://schemas.microsoft.com/office/word/2018/wordml" xmlns:w16sdtdh="http://schemas.microsoft.com/office/word/2020/wordml/sdtdatahash" xmlns:w16se="http://schemas.microsoft.com/office/word/2015/wordml/symex" xmlns:wpg="http://schemas.microsoft.com/office/word/2010/wordprocessingGroup" xmlns:wpi="http://schemas.microsoft.com/office/word/2010/wordprocessingInk" xmlns:wne="http://schemas.microsoft.com/office/word/2006/wordml" xmlns:wps="http://schemas.microsoft.com/office/word/2010/wordprocessingShape" mc:Ignorable="w14 w15 w16se w16cid w16 w16cex w16sdtdh wp14">
+<w:ftr xmlns:wpc="http://schemas.microsoft.com/office/word/2010/wordprocessingCanvas" xmlns:cx="http://schemas.microsoft.com/office/drawing/2014/chartex" xmlns:cx1="http://schemas.microsoft.com/office/drawing/2015/9/8/chartex" xmlns:cx2="http://schemas.microsoft.com/office/drawing/2015/10/21/chartex" xmlns:cx3="http://schemas.microsoft.com/office/drawing/2016/5/9/chartex" xmlns:cx4="http://schemas.microsoft.com/office/drawing/2016/5/10/chartex" xmlns:cx5="http://schemas.microsoft.com/office/drawing/2016/5/11/chartex" xmlns:cx6="http://schemas.microsoft.com/office/drawing/2016/5/12/chartex" xmlns:cx7="http://schemas.microsoft.com/office/drawing/2016/5/13/chartex" xmlns:cx8="http://schemas.microsoft.com/office/drawing/2016/5/14/chartex" xmlns:mc="http://schemas.openxmlformats.org/markup-compatibility/2006" xmlns:aink="http://schemas.microsoft.com/office/drawing/2016/ink" xmlns:am3d="http://schemas.microsoft.com/office/drawing/2017/model3d" xmlns:o="urn:schemas-microsoft-com:office:office" xmlns:oel="http://schemas.microsoft.com/office/2019/extlst" xmlns:r="http://schemas.openxmlformats.org/officeDocument/2006/relationships" xmlns:m="http://schemas.openxmlformats.org/officeDocument/2006/math" xmlns:v="urn:schemas-microsoft-com:vml" xmlns:wp14="http://schemas.microsoft.com/office/word/2010/wordprocessingDrawing" xmlns:wp="http://schemas.openxmlformats.org/drawingml/2006/wordprocessingDrawing" xmlns:w10="urn:schemas-microsoft-com:office:word" xmlns:w="http://schemas.openxmlformats.org/wordprocessingml/2006/main" xmlns:w14="http://schemas.microsoft.com/office/word/2010/wordml" xmlns:w15="http://schemas.microsoft.com/office/word/2012/wordml" xmlns:w16cex="http://schemas.microsoft.com/office/word/2018/wordml/cex" xmlns:w16cid="http://schemas.microsoft.com/office/word/2016/wordml/cid" xmlns:w16="http://schemas.microsoft.com/office/word/2018/wordml" xmlns:w16du="http://schemas.microsoft.com/office/word/2023/wordml/word16du" xmlns:w16sdtdh="http://schemas.microsoft.com/office/word/2020/wordml/sdtdatahash" xmlns:w16sdtfl="http://schemas.microsoft.com/office/word/2024/wordml/sdtformatlock" xmlns:w16se="http://schemas.microsoft.com/office/word/2015/wordml/symex" xmlns:wpg="http://schemas.microsoft.com/office/word/2010/wordprocessingGroup" xmlns:wpi="http://schemas.microsoft.com/office/word/2010/wordprocessingInk" xmlns:wne="http://schemas.microsoft.com/office/word/2006/wordml" xmlns:wps="http://schemas.microsoft.com/office/word/2010/wordprocessingShape" mc:Ignorable="w14 w15 w16se w16cid w16 w16cex w16sdtdh w16sdtfl w16du wp14">
   <w:p>
     <w:pPr>
       <w:pStyle w:val="Footer"/>
@@ -1181,7 +1193,7 @@
 </file>
 
 <file path=word/footnotes.xml><?xml version="1.0" encoding="utf-8"?>
-<w:footnotes xmlns:wpc="http://schemas.microsoft.com/office/word/2010/wordprocessingCanvas" xmlns:cx="http://schemas.microsoft.com/office/drawing/2014/chartex" xmlns:cx1="http://schemas.microsoft.com/office/drawing/2015/9/8/chartex" xmlns:cx2="http://schemas.microsoft.com/office/drawing/2015/10/21/chartex" xmlns:cx3="http://schemas.microsoft.com/office/drawing/2016/5/9/chartex" xmlns:cx4="http://schemas.microsoft.com/office/drawing/2016/5/10/chartex" xmlns:cx5="http://schemas.microsoft.com/office/drawing/2016/5/11/chartex" xmlns:cx6="http://schemas.microsoft.com/office/drawing/2016/5/12/chartex" xmlns:cx7="http://schemas.microsoft.com/office/drawing/2016/5/13/chartex" xmlns:cx8="http://schemas.microsoft.com/office/drawing/2016/5/14/chartex" xmlns:mc="http://schemas.openxmlformats.org/markup-compatibility/2006" xmlns:aink="http://schemas.microsoft.com/office/drawing/2016/ink" xmlns:am3d="http://schemas.microsoft.com/office/drawing/2017/model3d" xmlns:o="urn:schemas-microsoft-com:office:office" xmlns:oel="http://schemas.microsoft.com/office/2019/extlst" xmlns:r="http://schemas.openxmlformats.org/officeDocument/2006/relationships" xmlns:m="http://schemas.openxmlformats.org/officeDocument/2006/math" xmlns:v="urn:schemas-microsoft-com:vml" xmlns:wp14="http://schemas.microsoft.com/office/word/2010/wordprocessingDrawing" xmlns:wp="http://schemas.openxmlformats.org/drawingml/2006/wordprocessingDrawing" xmlns:w10="urn:schemas-microsoft-com:office:word" xmlns:w="http://schemas.openxmlformats.org/wordprocessingml/2006/main" xmlns:w14="http://schemas.microsoft.com/office/word/2010/wordml" xmlns:w15="http://schemas.microsoft.com/office/word/2012/wordml" xmlns:w16cex="http://schemas.microsoft.com/office/word/2018/wordml/cex" xmlns:w16cid="http://schemas.microsoft.com/office/word/2016/wordml/cid" xmlns:w16="http://schemas.microsoft.com/office/word/2018/wordml" xmlns:w16sdtdh="http://schemas.microsoft.com/office/word/2020/wordml/sdtdatahash" xmlns:w16se="http://schemas.microsoft.com/office/word/2015/wordml/symex" xmlns:wpg="http://schemas.microsoft.com/office/word/2010/wordprocessingGroup" xmlns:wpi="http://schemas.microsoft.com/office/word/2010/wordprocessingInk" xmlns:wne="http://schemas.microsoft.com/office/word/2006/wordml" xmlns:wps="http://schemas.microsoft.com/office/word/2010/wordprocessingShape" mc:Ignorable="w14 w15 w16se w16cid w16 w16cex w16sdtdh wp14">
+<w:footnotes xmlns:wpc="http://schemas.microsoft.com/office/word/2010/wordprocessingCanvas" xmlns:cx="http://schemas.microsoft.com/office/drawing/2014/chartex" xmlns:cx1="http://schemas.microsoft.com/office/drawing/2015/9/8/chartex" xmlns:cx2="http://schemas.microsoft.com/office/drawing/2015/10/21/chartex" xmlns:cx3="http://schemas.microsoft.com/office/drawing/2016/5/9/chartex" xmlns:cx4="http://schemas.microsoft.com/office/drawing/2016/5/10/chartex" xmlns:cx5="http://schemas.microsoft.com/office/drawing/2016/5/11/chartex" xmlns:cx6="http://schemas.microsoft.com/office/drawing/2016/5/12/chartex" xmlns:cx7="http://schemas.microsoft.com/office/drawing/2016/5/13/chartex" xmlns:cx8="http://schemas.microsoft.com/office/drawing/2016/5/14/chartex" xmlns:mc="http://schemas.openxmlformats.org/markup-compatibility/2006" xmlns:aink="http://schemas.microsoft.com/office/drawing/2016/ink" xmlns:am3d="http://schemas.microsoft.com/office/drawing/2017/model3d" xmlns:o="urn:schemas-microsoft-com:office:office" xmlns:oel="http://schemas.microsoft.com/office/2019/extlst" xmlns:r="http://schemas.openxmlformats.org/officeDocument/2006/relationships" xmlns:m="http://schemas.openxmlformats.org/officeDocument/2006/math" xmlns:v="urn:schemas-microsoft-com:vml" xmlns:wp14="http://schemas.microsoft.com/office/word/2010/wordprocessingDrawing" xmlns:wp="http://schemas.openxmlformats.org/drawingml/2006/wordprocessingDrawing" xmlns:w10="urn:schemas-microsoft-com:office:word" xmlns:w="http://schemas.openxmlformats.org/wordprocessingml/2006/main" xmlns:w14="http://schemas.microsoft.com/office/word/2010/wordml" xmlns:w15="http://schemas.microsoft.com/office/word/2012/wordml" xmlns:w16cex="http://schemas.microsoft.com/office/word/2018/wordml/cex" xmlns:w16cid="http://schemas.microsoft.com/office/word/2016/wordml/cid" xmlns:w16="http://schemas.microsoft.com/office/word/2018/wordml" xmlns:w16du="http://schemas.microsoft.com/office/word/2023/wordml/word16du" xmlns:w16sdtdh="http://schemas.microsoft.com/office/word/2020/wordml/sdtdatahash" xmlns:w16sdtfl="http://schemas.microsoft.com/office/word/2024/wordml/sdtformatlock" xmlns:w16se="http://schemas.microsoft.com/office/word/2015/wordml/symex" xmlns:wpg="http://schemas.microsoft.com/office/word/2010/wordprocessingGroup" xmlns:wpi="http://schemas.microsoft.com/office/word/2010/wordprocessingInk" xmlns:wne="http://schemas.microsoft.com/office/word/2006/wordml" xmlns:wps="http://schemas.microsoft.com/office/word/2010/wordprocessingShape" mc:Ignorable="w14 w15 w16se w16cid w16 w16cex w16sdtdh w16sdtfl w16du wp14">
   <w:footnote w:type="separator" w:id="-1">
     <w:p>
       <w:pPr>
@@ -1206,7 +1218,7 @@
 </file>
 
 <file path=word/header1.xml><?xml version="1.0" encoding="utf-8"?>
-<w:hdr xmlns:wpc="http://schemas.microsoft.com/office/word/2010/wordprocessingCanvas" xmlns:cx="http://schemas.microsoft.com/office/drawing/2014/chartex" xmlns:cx1="http://schemas.microsoft.com/office/drawing/2015/9/8/chartex" xmlns:cx2="http://schemas.microsoft.com/office/drawing/2015/10/21/chartex" xmlns:cx3="http://schemas.microsoft.com/office/drawing/2016/5/9/chartex" xmlns:cx4="http://schemas.microsoft.com/office/drawing/2016/5/10/chartex" xmlns:cx5="http://schemas.microsoft.com/office/drawing/2016/5/11/chartex" xmlns:cx6="http://schemas.microsoft.com/office/drawing/2016/5/12/chartex" xmlns:cx7="http://schemas.microsoft.com/office/drawing/2016/5/13/chartex" xmlns:cx8="http://schemas.microsoft.com/office/drawing/2016/5/14/chartex" xmlns:mc="http://schemas.openxmlformats.org/markup-compatibility/2006" xmlns:aink="http://schemas.microsoft.com/office/drawing/2016/ink" xmlns:am3d="http://schemas.microsoft.com/office/drawing/2017/model3d" xmlns:o="urn:schemas-microsoft-com:office:office" xmlns:oel="http://schemas.microsoft.com/office/2019/extlst" xmlns:r="http://schemas.openxmlformats.org/officeDocument/2006/relationships" xmlns:m="http://schemas.openxmlformats.org/officeDocument/2006/math" xmlns:v="urn:schemas-microsoft-com:vml" xmlns:wp14="http://schemas.microsoft.com/office/word/2010/wordprocessingDrawing" xmlns:wp="http://schemas.openxmlformats.org/drawingml/2006/wordprocessingDrawing" xmlns:w10="urn:schemas-microsoft-com:office:word" xmlns:w="http://schemas.openxmlformats.org/wordprocessingml/2006/main" xmlns:w14="http://schemas.microsoft.com/office/word/2010/wordml" xmlns:w15="http://schemas.microsoft.com/office/word/2012/wordml" xmlns:w16cex="http://schemas.microsoft.com/office/word/2018/wordml/cex" xmlns:w16cid="http://schemas.microsoft.com/office/word/2016/wordml/cid" xmlns:w16="http://schemas.microsoft.com/office/word/2018/wordml" xmlns:w16sdtdh="http://schemas.microsoft.com/office/word/2020/wordml/sdtdatahash" xmlns:w16se="http://schemas.microsoft.com/office/word/2015/wordml/symex" xmlns:wpg="http://schemas.microsoft.com/office/word/2010/wordprocessingGroup" xmlns:wpi="http://schemas.microsoft.com/office/word/2010/wordprocessingInk" xmlns:wne="http://schemas.microsoft.com/office/word/2006/wordml" xmlns:wps="http://schemas.microsoft.com/office/word/2010/wordprocessingShape" mc:Ignorable="w14 w15 w16se w16cid w16 w16cex w16sdtdh wp14">
+<w:hdr xmlns:wpc="http://schemas.microsoft.com/office/word/2010/wordprocessingCanvas" xmlns:cx="http://schemas.microsoft.com/office/drawing/2014/chartex" xmlns:cx1="http://schemas.microsoft.com/office/drawing/2015/9/8/chartex" xmlns:cx2="http://schemas.microsoft.com/office/drawing/2015/10/21/chartex" xmlns:cx3="http://schemas.microsoft.com/office/drawing/2016/5/9/chartex" xmlns:cx4="http://schemas.microsoft.com/office/drawing/2016/5/10/chartex" xmlns:cx5="http://schemas.microsoft.com/office/drawing/2016/5/11/chartex" xmlns:cx6="http://schemas.microsoft.com/office/drawing/2016/5/12/chartex" xmlns:cx7="http://schemas.microsoft.com/office/drawing/2016/5/13/chartex" xmlns:cx8="http://schemas.microsoft.com/office/drawing/2016/5/14/chartex" xmlns:mc="http://schemas.openxmlformats.org/markup-compatibility/2006" xmlns:aink="http://schemas.microsoft.com/office/drawing/2016/ink" xmlns:am3d="http://schemas.microsoft.com/office/drawing/2017/model3d" xmlns:o="urn:schemas-microsoft-com:office:office" xmlns:oel="http://schemas.microsoft.com/office/2019/extlst" xmlns:r="http://schemas.openxmlformats.org/officeDocument/2006/relationships" xmlns:m="http://schemas.openxmlformats.org/officeDocument/2006/math" xmlns:v="urn:schemas-microsoft-com:vml" xmlns:wp14="http://schemas.microsoft.com/office/word/2010/wordprocessingDrawing" xmlns:wp="http://schemas.openxmlformats.org/drawingml/2006/wordprocessingDrawing" xmlns:w10="urn:schemas-microsoft-com:office:word" xmlns:w="http://schemas.openxmlformats.org/wordprocessingml/2006/main" xmlns:w14="http://schemas.microsoft.com/office/word/2010/wordml" xmlns:w15="http://schemas.microsoft.com/office/word/2012/wordml" xmlns:w16cex="http://schemas.microsoft.com/office/word/2018/wordml/cex" xmlns:w16cid="http://schemas.microsoft.com/office/word/2016/wordml/cid" xmlns:w16="http://schemas.microsoft.com/office/word/2018/wordml" xmlns:w16du="http://schemas.microsoft.com/office/word/2023/wordml/word16du" xmlns:w16sdtdh="http://schemas.microsoft.com/office/word/2020/wordml/sdtdatahash" xmlns:w16sdtfl="http://schemas.microsoft.com/office/word/2024/wordml/sdtformatlock" xmlns:w16se="http://schemas.microsoft.com/office/word/2015/wordml/symex" xmlns:wpg="http://schemas.microsoft.com/office/word/2010/wordprocessingGroup" xmlns:wpi="http://schemas.microsoft.com/office/word/2010/wordprocessingInk" xmlns:wne="http://schemas.microsoft.com/office/word/2006/wordml" xmlns:wps="http://schemas.microsoft.com/office/word/2010/wordprocessingShape" mc:Ignorable="w14 w15 w16se w16cid w16 w16cex w16sdtdh w16sdtfl w16du wp14">
   <w:p>
     <w:pPr>
       <w:pStyle w:val="Header"/>
@@ -1216,7 +1228,7 @@
 </file>
 
 <file path=word/header2.xml><?xml version="1.0" encoding="utf-8"?>
-<w:hdr xmlns:wpc="http://schemas.microsoft.com/office/word/2010/wordprocessingCanvas" xmlns:cx="http://schemas.microsoft.com/office/drawing/2014/chartex" xmlns:cx1="http://schemas.microsoft.com/office/drawing/2015/9/8/chartex" xmlns:cx2="http://schemas.microsoft.com/office/drawing/2015/10/21/chartex" xmlns:cx3="http://schemas.microsoft.com/office/drawing/2016/5/9/chartex" xmlns:cx4="http://schemas.microsoft.com/office/drawing/2016/5/10/chartex" xmlns:cx5="http://schemas.microsoft.com/office/drawing/2016/5/11/chartex" xmlns:cx6="http://schemas.microsoft.com/office/drawing/2016/5/12/chartex" xmlns:cx7="http://schemas.microsoft.com/office/drawing/2016/5/13/chartex" xmlns:cx8="http://schemas.microsoft.com/office/drawing/2016/5/14/chartex" xmlns:mc="http://schemas.openxmlformats.org/markup-compatibility/2006" xmlns:aink="http://schemas.microsoft.com/office/drawing/2016/ink" xmlns:am3d="http://schemas.microsoft.com/office/drawing/2017/model3d" xmlns:o="urn:schemas-microsoft-com:office:office" xmlns:oel="http://schemas.microsoft.com/office/2019/extlst" xmlns:r="http://schemas.openxmlformats.org/officeDocument/2006/relationships" xmlns:m="http://schemas.openxmlformats.org/officeDocument/2006/math" xmlns:v="urn:schemas-microsoft-com:vml" xmlns:wp14="http://schemas.microsoft.com/office/word/2010/wordprocessingDrawing" xmlns:wp="http://schemas.openxmlformats.org/drawingml/2006/wordprocessingDrawing" xmlns:w10="urn:schemas-microsoft-com:office:word" xmlns:w="http://schemas.openxmlformats.org/wordprocessingml/2006/main" xmlns:w14="http://schemas.microsoft.com/office/word/2010/wordml" xmlns:w15="http://schemas.microsoft.com/office/word/2012/wordml" xmlns:w16cex="http://schemas.microsoft.com/office/word/2018/wordml/cex" xmlns:w16cid="http://schemas.microsoft.com/office/word/2016/wordml/cid" xmlns:w16="http://schemas.microsoft.com/office/word/2018/wordml" xmlns:w16sdtdh="http://schemas.microsoft.com/office/word/2020/wordml/sdtdatahash" xmlns:w16se="http://schemas.microsoft.com/office/word/2015/wordml/symex" xmlns:wpg="http://schemas.microsoft.com/office/word/2010/wordprocessingGroup" xmlns:wpi="http://schemas.microsoft.com/office/word/2010/wordprocessingInk" xmlns:wne="http://schemas.microsoft.com/office/word/2006/wordml" xmlns:wps="http://schemas.microsoft.com/office/word/2010/wordprocessingShape" mc:Ignorable="w14 w15 w16se w16cid w16 w16cex w16sdtdh wp14">
+<w:hdr xmlns:wpc="http://schemas.microsoft.com/office/word/2010/wordprocessingCanvas" xmlns:cx="http://schemas.microsoft.com/office/drawing/2014/chartex" xmlns:cx1="http://schemas.microsoft.com/office/drawing/2015/9/8/chartex" xmlns:cx2="http://schemas.microsoft.com/office/drawing/2015/10/21/chartex" xmlns:cx3="http://schemas.microsoft.com/office/drawing/2016/5/9/chartex" xmlns:cx4="http://schemas.microsoft.com/office/drawing/2016/5/10/chartex" xmlns:cx5="http://schemas.microsoft.com/office/drawing/2016/5/11/chartex" xmlns:cx6="http://schemas.microsoft.com/office/drawing/2016/5/12/chartex" xmlns:cx7="http://schemas.microsoft.com/office/drawing/2016/5/13/chartex" xmlns:cx8="http://schemas.microsoft.com/office/drawing/2016/5/14/chartex" xmlns:mc="http://schemas.openxmlformats.org/markup-compatibility/2006" xmlns:aink="http://schemas.microsoft.com/office/drawing/2016/ink" xmlns:am3d="http://schemas.microsoft.com/office/drawing/2017/model3d" xmlns:o="urn:schemas-microsoft-com:office:office" xmlns:oel="http://schemas.microsoft.com/office/2019/extlst" xmlns:r="http://schemas.openxmlformats.org/officeDocument/2006/relationships" xmlns:m="http://schemas.openxmlformats.org/officeDocument/2006/math" xmlns:v="urn:schemas-microsoft-com:vml" xmlns:wp14="http://schemas.microsoft.com/office/word/2010/wordprocessingDrawing" xmlns:wp="http://schemas.openxmlformats.org/drawingml/2006/wordprocessingDrawing" xmlns:w10="urn:schemas-microsoft-com:office:word" xmlns:w="http://schemas.openxmlformats.org/wordprocessingml/2006/main" xmlns:w14="http://schemas.microsoft.com/office/word/2010/wordml" xmlns:w15="http://schemas.microsoft.com/office/word/2012/wordml" xmlns:w16cex="http://schemas.microsoft.com/office/word/2018/wordml/cex" xmlns:w16cid="http://schemas.microsoft.com/office/word/2016/wordml/cid" xmlns:w16="http://schemas.microsoft.com/office/word/2018/wordml" xmlns:w16du="http://schemas.microsoft.com/office/word/2023/wordml/word16du" xmlns:w16sdtdh="http://schemas.microsoft.com/office/word/2020/wordml/sdtdatahash" xmlns:w16sdtfl="http://schemas.microsoft.com/office/word/2024/wordml/sdtformatlock" xmlns:w16se="http://schemas.microsoft.com/office/word/2015/wordml/symex" xmlns:wpg="http://schemas.microsoft.com/office/word/2010/wordprocessingGroup" xmlns:wpi="http://schemas.microsoft.com/office/word/2010/wordprocessingInk" xmlns:wne="http://schemas.microsoft.com/office/word/2006/wordml" xmlns:wps="http://schemas.microsoft.com/office/word/2010/wordprocessingShape" mc:Ignorable="w14 w15 w16se w16cid w16 w16cex w16sdtdh w16sdtfl w16du wp14">
   <w:p>
     <w:pPr>
       <w:pStyle w:val="Header"/>
@@ -1227,7 +1239,7 @@
 </file>
 
 <file path=word/header3.xml><?xml version="1.0" encoding="utf-8"?>
-<w:hdr xmlns:wpc="http://schemas.microsoft.com/office/word/2010/wordprocessingCanvas" xmlns:cx="http://schemas.microsoft.com/office/drawing/2014/chartex" xmlns:cx1="http://schemas.microsoft.com/office/drawing/2015/9/8/chartex" xmlns:cx2="http://schemas.microsoft.com/office/drawing/2015/10/21/chartex" xmlns:cx3="http://schemas.microsoft.com/office/drawing/2016/5/9/chartex" xmlns:cx4="http://schemas.microsoft.com/office/drawing/2016/5/10/chartex" xmlns:cx5="http://schemas.microsoft.com/office/drawing/2016/5/11/chartex" xmlns:cx6="http://schemas.microsoft.com/office/drawing/2016/5/12/chartex" xmlns:cx7="http://schemas.microsoft.com/office/drawing/2016/5/13/chartex" xmlns:cx8="http://schemas.microsoft.com/office/drawing/2016/5/14/chartex" xmlns:mc="http://schemas.openxmlformats.org/markup-compatibility/2006" xmlns:aink="http://schemas.microsoft.com/office/drawing/2016/ink" xmlns:am3d="http://schemas.microsoft.com/office/drawing/2017/model3d" xmlns:o="urn:schemas-microsoft-com:office:office" xmlns:oel="http://schemas.microsoft.com/office/2019/extlst" xmlns:r="http://schemas.openxmlformats.org/officeDocument/2006/relationships" xmlns:m="http://schemas.openxmlformats.org/officeDocument/2006/math" xmlns:v="urn:schemas-microsoft-com:vml" xmlns:wp14="http://schemas.microsoft.com/office/word/2010/wordprocessingDrawing" xmlns:wp="http://schemas.openxmlformats.org/drawingml/2006/wordprocessingDrawing" xmlns:w10="urn:schemas-microsoft-com:office:word" xmlns:w="http://schemas.openxmlformats.org/wordprocessingml/2006/main" xmlns:w14="http://schemas.microsoft.com/office/word/2010/wordml" xmlns:w15="http://schemas.microsoft.com/office/word/2012/wordml" xmlns:w16cex="http://schemas.microsoft.com/office/word/2018/wordml/cex" xmlns:w16cid="http://schemas.microsoft.com/office/word/2016/wordml/cid" xmlns:w16="http://schemas.microsoft.com/office/word/2018/wordml" xmlns:w16sdtdh="http://schemas.microsoft.com/office/word/2020/wordml/sdtdatahash" xmlns:w16se="http://schemas.microsoft.com/office/word/2015/wordml/symex" xmlns:wpg="http://schemas.microsoft.com/office/word/2010/wordprocessingGroup" xmlns:wpi="http://schemas.microsoft.com/office/word/2010/wordprocessingInk" xmlns:wne="http://schemas.microsoft.com/office/word/2006/wordml" xmlns:wps="http://schemas.microsoft.com/office/word/2010/wordprocessingShape" mc:Ignorable="w14 w15 w16se w16cid w16 w16cex w16sdtdh wp14">
+<w:hdr xmlns:wpc="http://schemas.microsoft.com/office/word/2010/wordprocessingCanvas" xmlns:cx="http://schemas.microsoft.com/office/drawing/2014/chartex" xmlns:cx1="http://schemas.microsoft.com/office/drawing/2015/9/8/chartex" xmlns:cx2="http://schemas.microsoft.com/office/drawing/2015/10/21/chartex" xmlns:cx3="http://schemas.microsoft.com/office/drawing/2016/5/9/chartex" xmlns:cx4="http://schemas.microsoft.com/office/drawing/2016/5/10/chartex" xmlns:cx5="http://schemas.microsoft.com/office/drawing/2016/5/11/chartex" xmlns:cx6="http://schemas.microsoft.com/office/drawing/2016/5/12/chartex" xmlns:cx7="http://schemas.microsoft.com/office/drawing/2016/5/13/chartex" xmlns:cx8="http://schemas.microsoft.com/office/drawing/2016/5/14/chartex" xmlns:mc="http://schemas.openxmlformats.org/markup-compatibility/2006" xmlns:aink="http://schemas.microsoft.com/office/drawing/2016/ink" xmlns:am3d="http://schemas.microsoft.com/office/drawing/2017/model3d" xmlns:o="urn:schemas-microsoft-com:office:office" xmlns:oel="http://schemas.microsoft.com/office/2019/extlst" xmlns:r="http://schemas.openxmlformats.org/officeDocument/2006/relationships" xmlns:m="http://schemas.openxmlformats.org/officeDocument/2006/math" xmlns:v="urn:schemas-microsoft-com:vml" xmlns:wp14="http://schemas.microsoft.com/office/word/2010/wordprocessingDrawing" xmlns:wp="http://schemas.openxmlformats.org/drawingml/2006/wordprocessingDrawing" xmlns:w10="urn:schemas-microsoft-com:office:word" xmlns:w="http://schemas.openxmlformats.org/wordprocessingml/2006/main" xmlns:w14="http://schemas.microsoft.com/office/word/2010/wordml" xmlns:w15="http://schemas.microsoft.com/office/word/2012/wordml" xmlns:w16cex="http://schemas.microsoft.com/office/word/2018/wordml/cex" xmlns:w16cid="http://schemas.microsoft.com/office/word/2016/wordml/cid" xmlns:w16="http://schemas.microsoft.com/office/word/2018/wordml" xmlns:w16du="http://schemas.microsoft.com/office/word/2023/wordml/word16du" xmlns:w16sdtdh="http://schemas.microsoft.com/office/word/2020/wordml/sdtdatahash" xmlns:w16sdtfl="http://schemas.microsoft.com/office/word/2024/wordml/sdtformatlock" xmlns:w16se="http://schemas.microsoft.com/office/word/2015/wordml/symex" xmlns:wpg="http://schemas.microsoft.com/office/word/2010/wordprocessingGroup" xmlns:wpi="http://schemas.microsoft.com/office/word/2010/wordprocessingInk" xmlns:wne="http://schemas.microsoft.com/office/word/2006/wordml" xmlns:wps="http://schemas.microsoft.com/office/word/2010/wordprocessingShape" mc:Ignorable="w14 w15 w16se w16cid w16 w16cex w16sdtdh w16sdtfl w16du wp14">
   <w:p>
     <w:pPr>
       <w:pStyle w:val="Header"/>
@@ -1236,7 +1248,7 @@
     <w:r>
       <w:tab/>
       <w:tab/>
-      <w:t>2026-06-17</w:t>
+      <w:t>2026-06-18</w:t>
       <w:br/>
       <w:br/>
     </w:r>
@@ -1253,7 +1265,7 @@
 </file>
 
 <file path=word/numbering.xml><?xml version="1.0" encoding="utf-8"?>
-<w:numbering xmlns:wpc="http://schemas.microsoft.com/office/word/2010/wordprocessingCanvas" xmlns:cx="http://schemas.microsoft.com/office/drawing/2014/chartex" xmlns:cx1="http://schemas.microsoft.com/office/drawing/2015/9/8/chartex" xmlns:cx2="http://schemas.microsoft.com/office/drawing/2015/10/21/chartex" xmlns:cx3="http://schemas.microsoft.com/office/drawing/2016/5/9/chartex" xmlns:cx4="http://schemas.microsoft.com/office/drawing/2016/5/10/chartex" xmlns:cx5="http://schemas.microsoft.com/office/drawing/2016/5/11/chartex" xmlns:cx6="http://schemas.microsoft.com/office/drawing/2016/5/12/chartex" xmlns:cx7="http://schemas.microsoft.com/office/drawing/2016/5/13/chartex" xmlns:cx8="http://schemas.microsoft.com/office/drawing/2016/5/14/chartex" xmlns:mc="http://schemas.openxmlformats.org/markup-compatibility/2006" xmlns:aink="http://schemas.microsoft.com/office/drawing/2016/ink" xmlns:am3d="http://schemas.microsoft.com/office/drawing/2017/model3d" xmlns:o="urn:schemas-microsoft-com:office:office" xmlns:oel="http://schemas.microsoft.com/office/2019/extlst" xmlns:r="http://schemas.openxmlformats.org/officeDocument/2006/relationships" xmlns:m="http://schemas.openxmlformats.org/officeDocument/2006/math" xmlns:v="urn:schemas-microsoft-com:vml" xmlns:wp14="http://schemas.microsoft.com/office/word/2010/wordprocessingDrawing" xmlns:wp="http://schemas.openxmlformats.org/drawingml/2006/wordprocessingDrawing" xmlns:w10="urn:schemas-microsoft-com:office:word" xmlns:w="http://schemas.openxmlformats.org/wordprocessingml/2006/main" xmlns:w14="http://schemas.microsoft.com/office/word/2010/wordml" xmlns:w15="http://schemas.microsoft.com/office/word/2012/wordml" xmlns:w16cex="http://schemas.microsoft.com/office/word/2018/wordml/cex" xmlns:w16cid="http://schemas.microsoft.com/office/word/2016/wordml/cid" xmlns:w16="http://schemas.microsoft.com/office/word/2018/wordml" xmlns:w16sdtdh="http://schemas.microsoft.com/office/word/2020/wordml/sdtdatahash" xmlns:w16se="http://schemas.microsoft.com/office/word/2015/wordml/symex" xmlns:wpg="http://schemas.microsoft.com/office/word/2010/wordprocessingGroup" xmlns:wpi="http://schemas.microsoft.com/office/word/2010/wordprocessingInk" xmlns:wne="http://schemas.microsoft.com/office/word/2006/wordml" xmlns:wps="http://schemas.microsoft.com/office/word/2010/wordprocessingShape" mc:Ignorable="w14 w15 w16se w16cid w16 w16cex w16sdtdh wp14">
+<w:numbering xmlns:wpc="http://schemas.microsoft.com/office/word/2010/wordprocessingCanvas" xmlns:cx="http://schemas.microsoft.com/office/drawing/2014/chartex" xmlns:cx1="http://schemas.microsoft.com/office/drawing/2015/9/8/chartex" xmlns:cx2="http://schemas.microsoft.com/office/drawing/2015/10/21/chartex" xmlns:cx3="http://schemas.microsoft.com/office/drawing/2016/5/9/chartex" xmlns:cx4="http://schemas.microsoft.com/office/drawing/2016/5/10/chartex" xmlns:cx5="http://schemas.microsoft.com/office/drawing/2016/5/11/chartex" xmlns:cx6="http://schemas.microsoft.com/office/drawing/2016/5/12/chartex" xmlns:cx7="http://schemas.microsoft.com/office/drawing/2016/5/13/chartex" xmlns:cx8="http://schemas.microsoft.com/office/drawing/2016/5/14/chartex" xmlns:mc="http://schemas.openxmlformats.org/markup-compatibility/2006" xmlns:aink="http://schemas.microsoft.com/office/drawing/2016/ink" xmlns:am3d="http://schemas.microsoft.com/office/drawing/2017/model3d" xmlns:o="urn:schemas-microsoft-com:office:office" xmlns:oel="http://schemas.microsoft.com/office/2019/extlst" xmlns:r="http://schemas.openxmlformats.org/officeDocument/2006/relationships" xmlns:m="http://schemas.openxmlformats.org/officeDocument/2006/math" xmlns:v="urn:schemas-microsoft-com:vml" xmlns:wp14="http://schemas.microsoft.com/office/word/2010/wordprocessingDrawing" xmlns:wp="http://schemas.openxmlformats.org/drawingml/2006/wordprocessingDrawing" xmlns:w10="urn:schemas-microsoft-com:office:word" xmlns:w="http://schemas.openxmlformats.org/wordprocessingml/2006/main" xmlns:w14="http://schemas.microsoft.com/office/word/2010/wordml" xmlns:w15="http://schemas.microsoft.com/office/word/2012/wordml" xmlns:w16cex="http://schemas.microsoft.com/office/word/2018/wordml/cex" xmlns:w16cid="http://schemas.microsoft.com/office/word/2016/wordml/cid" xmlns:w16="http://schemas.microsoft.com/office/word/2018/wordml" xmlns:w16du="http://schemas.microsoft.com/office/word/2023/wordml/word16du" xmlns:w16sdtdh="http://schemas.microsoft.com/office/word/2020/wordml/sdtdatahash" xmlns:w16sdtfl="http://schemas.microsoft.com/office/word/2024/wordml/sdtformatlock" xmlns:w16se="http://schemas.microsoft.com/office/word/2015/wordml/symex" xmlns:wpg="http://schemas.microsoft.com/office/word/2010/wordprocessingGroup" xmlns:wpi="http://schemas.microsoft.com/office/word/2010/wordprocessingInk" xmlns:wne="http://schemas.microsoft.com/office/word/2006/wordml" xmlns:wps="http://schemas.microsoft.com/office/word/2010/wordprocessingShape" mc:Ignorable="w14 w15 w16se w16cid w16 w16cex w16sdtdh w16sdtfl w16du wp14">
   <w:abstractNum w:abstractNumId="0" w15:restartNumberingAfterBreak="0">
     <w:nsid w:val="FFFFFF7C"/>
     <w:multiLevelType w:val="singleLevel"/>
@@ -1456,7 +1468,7 @@
 </file>
 
 <file path=word/styles.xml><?xml version="1.0" encoding="utf-8"?>
-<w:styles xmlns:mc="http://schemas.openxmlformats.org/markup-compatibility/2006" xmlns:r="http://schemas.openxmlformats.org/officeDocument/2006/relationships" xmlns:w="http://schemas.openxmlformats.org/wordprocessingml/2006/main" xmlns:w14="http://schemas.microsoft.com/office/word/2010/wordml" xmlns:w15="http://schemas.microsoft.com/office/word/2012/wordml" xmlns:w16cex="http://schemas.microsoft.com/office/word/2018/wordml/cex" xmlns:w16cid="http://schemas.microsoft.com/office/word/2016/wordml/cid" xmlns:w16="http://schemas.microsoft.com/office/word/2018/wordml" xmlns:w16sdtdh="http://schemas.microsoft.com/office/word/2020/wordml/sdtdatahash" xmlns:w16se="http://schemas.microsoft.com/office/word/2015/wordml/symex" mc:Ignorable="w14 w15 w16se w16cid w16 w16cex w16sdtdh">
+<w:styles xmlns:mc="http://schemas.openxmlformats.org/markup-compatibility/2006" xmlns:r="http://schemas.openxmlformats.org/officeDocument/2006/relationships" xmlns:w="http://schemas.openxmlformats.org/wordprocessingml/2006/main" xmlns:w14="http://schemas.microsoft.com/office/word/2010/wordml" xmlns:w15="http://schemas.microsoft.com/office/word/2012/wordml" xmlns:w16cex="http://schemas.microsoft.com/office/word/2018/wordml/cex" xmlns:w16cid="http://schemas.microsoft.com/office/word/2016/wordml/cid" xmlns:w16="http://schemas.microsoft.com/office/word/2018/wordml" xmlns:w16du="http://schemas.microsoft.com/office/word/2023/wordml/word16du" xmlns:w16sdtdh="http://schemas.microsoft.com/office/word/2020/wordml/sdtdatahash" xmlns:w16sdtfl="http://schemas.microsoft.com/office/word/2024/wordml/sdtformatlock" xmlns:w16se="http://schemas.microsoft.com/office/word/2015/wordml/symex" mc:Ignorable="w14 w15 w16se w16cid w16 w16cex w16sdtdh w16sdtfl w16du">
   <w:docDefaults>
     <w:rPrDefault>
       <w:rPr>
@@ -2214,7 +2226,7 @@
     <w:link w:val="TitleChar"/>
     <w:uiPriority w:val="10"/>
     <w:qFormat/>
-    <w:rsid w:val="007106C8"/>
+    <w:rsid w:val="00E854FA"/>
     <w:pPr>
       <w:spacing w:after="300" w:line="240" w:lineRule="auto"/>
       <w:contextualSpacing/>
@@ -2224,7 +2236,7 @@
       <w:rFonts w:eastAsiaTheme="majorEastAsia" w:cstheme="majorBidi"/>
       <w:spacing w:val="5"/>
       <w:kern w:val="28"/>
-      <w:sz w:val="52"/>
+      <w:sz w:val="40"/>
       <w:szCs w:val="52"/>
       <w:lang w:val="sv-SE" w:eastAsia="en-US" w:bidi="ar-SA"/>
     </w:rPr>
@@ -2234,12 +2246,12 @@
     <w:basedOn w:val="DefaultParagraphFont"/>
     <w:link w:val="Title"/>
     <w:uiPriority w:val="10"/>
-    <w:rsid w:val="007106C8"/>
+    <w:rsid w:val="00E854FA"/>
     <w:rPr>
       <w:rFonts w:ascii="Times New Roman" w:eastAsiaTheme="majorEastAsia" w:hAnsi="Times New Roman" w:cstheme="majorBidi"/>
       <w:spacing w:val="5"/>
       <w:kern w:val="28"/>
-      <w:sz w:val="52"/>
+      <w:sz w:val="40"/>
       <w:szCs w:val="52"/>
       <w:lang w:val="sv-SE" w:eastAsia="en-US" w:bidi="ar-SA"/>
     </w:rPr>

--- a/klagomål/A 42165-2023 FSC-klagomål.docx
+++ b/klagomål/A 42165-2023 FSC-klagomål.docx
@@ -1248,7 +1248,7 @@
     <w:r>
       <w:tab/>
       <w:tab/>
-      <w:t>2026-06-18</w:t>
+      <w:t>2026-06-19</w:t>
       <w:br/>
       <w:br/>
     </w:r>

--- a/klagomål/A 42165-2023 FSC-klagomål.docx
+++ b/klagomål/A 42165-2023 FSC-klagomål.docx
@@ -1248,7 +1248,7 @@
     <w:r>
       <w:tab/>
       <w:tab/>
-      <w:t>2026-06-19</w:t>
+      <w:t>2026-06-20</w:t>
       <w:br/>
       <w:br/>
     </w:r>

--- a/klagomål/A 42165-2023 FSC-klagomål.docx
+++ b/klagomål/A 42165-2023 FSC-klagomål.docx
@@ -168,38 +168,7 @@
     </w:p>
     <w:p>
       <w:r>
-        <w:t>Detta dokument behandlar höga naturvärden i avverkningsanmälan A 42165-2023 i Eda kommun som inkom 2023-09-09 och omfattar 15,6 ha.</w:t>
-      </w:r>
-    </w:p>
-    <w:p>
-      <w:r>
-        <w:t>Nedan presenteras fynd av naturvårdsarter och fridlysta arter som gjorts i det avverkningsanmälda området, samt relevanta utdrag ur standarderna för FSC, Chain of Custody, Controlled Wood och PEFC. I BILAGA 1 finns artfakta om fridlysta arter.</w:t>
-      </w:r>
-    </w:p>
-    <w:p>
-      <w:r>
-        <w:t>Vi förväntar oss att ni återkommer med ett skriftligt svar på vårt klagomål och även beskriver vilka korrigerande åtgärder ni satt in för att rätta till identifierade brister i er efterlevnad av den svenska FSC standarden.</w:t>
-      </w:r>
-    </w:p>
-    <w:p>
-      <w:pPr>
-        <w:pStyle w:val="Heading1"/>
-      </w:pPr>
-      <w:r>
-        <w:t>Naturvårdsarter</w:t>
-      </w:r>
-    </w:p>
-    <w:p>
-      <w:r>
-        <w:t>I avverkningsanmälan har följande 16 naturvårdsarter hittats: garnlav (VU, T), kattfotslav (NT, T), tretåig hackspett (NT, T, §4), vedtrappmossa (NT, T), aspvedgnagare (S), blek stjärnmossa (S, T), blåsfliksmossa (S, T), klippfrullania (S, T), korallblylav (S, T), mörk husmossa (S, T), skogshakmossa (S, T), stor revmossa (S), thomsons trägnagare (S), vedticka (S, T), vågbandad barkbock (S) och blåsippa (T, §9). Av dessa är 4 rödlistade. För rödlistade arter har rödlistekategorin angivits inom parentes. Arter som är signalarter enligt Skogsstyrelsen har markerats med (S). Typiska arter inom Natura 2000 som är kopplade till skogsekosystem har markerats med (T). För fridlysta arter anges även paragrafen i Artskyddsförordningen som arten är fridlyst enligt.</w:t>
-      </w:r>
-    </w:p>
-    <w:p>
-      <w:r>
-        <w:t>De påträffade naturvårdsarterna är ett tydligt kvitto på att det rör sig om en skog med höga naturvärden.</w:t>
-      </w:r>
-      <w:r>
-        <w:t xml:space="preserve"> I Figur 1 visas fyndplatser för naturvårdsarter i området, som finns registrerade på Artportalen.</w:t>
+        <w:t>Detta klagomål behandlar höga naturvärden i avverkningsanmälan A 42165-2023 i Eda kommun som inkom 2023-09-09 och omfattar 15,6 ha.</w:t>
       </w:r>
     </w:p>
     <w:p>
@@ -247,34 +216,329 @@
         <w:spacing w:after="240"/>
       </w:pPr>
       <w:r>
-        <w:t>Figur 1. Fyndplatser för naturvårdsarter i avverkningsanmälan (röd linje). Markörer utan svart kant är placerade på fyndplatsen. Markörer med svart kant är placerade vid sidan av fyndplatsen och har ett svart streck som visar fyndplatsens exakta position. Kartans mittpunktskoordinat är N 6611613, E 345986 i SWEREF 99 TM.</w:t>
+        <w:t>Figur 1. Fyndplatser för naturvårdsarter i avverkningsanmälan. Markörer utan svart kant är placerade på fyndplatsen. Markörer med svart kant är placerade vid sidan av fyndplatsen har ett svart streck som visar fyndplatsens exakta position. Kartans mittpunktskoordinat är N 6611613, E 345986 i SWEREF 99 TM.</w:t>
+      </w:r>
+    </w:p>
+    <w:p>
+      <w:r>
+        <w:t>I avverkningsanmälan finns fynd av 16 naturvårdsarter, varav 4 är rödlistade, 2 är fridlysta, 12 är typiska (T) och 11 är signalarter (S): garnlav (VU, T), kattfotslav (NT, T), tretåig hackspett (NT, T, §4), vedtrappmossa (NT, T), aspvedgnagare (S), blek stjärnmossa (S, T), blåsfliksmossa (S, T), klippfrullania (S, T), korallblylav (S, T), mörk husmossa (S, T), skogshakmossa (S, T), stor revmossa (S), thomsons trägnagare (S), vedticka (S, T), vågbandad barkbock (S) och blåsippa (T, §9). Se Figur 1.</w:t>
+      </w:r>
+    </w:p>
+    <w:p>
+      <w:r>
+        <w:t>Nedan presenteras relevanta utdrag ur standarderna för FSC, Chain of Custody, Controlled Wood och PEFC.</w:t>
+      </w:r>
+    </w:p>
+    <w:p>
+      <w:r>
+        <w:t>Vi förväntar oss att ni återkommer med ett skriftligt svar på vårt klagomål och även beskriver vilka korrigerande åtgärder ni satt in för att rätta till identifierade brister i er efterlevnad av den svenska FSC standarden.</w:t>
       </w:r>
     </w:p>
     <w:p>
       <w:pPr>
-        <w:pStyle w:val="Heading2"/>
+        <w:pStyle w:val="Heading1"/>
       </w:pPr>
       <w:r>
-        <w:t>Fridlysta arter</w:t>
+        <w:t>Naturvårdsarter och fridlysta arter</w:t>
       </w:r>
     </w:p>
     <w:p>
       <w:r>
-        <w:t>Följande fridlysta arter har sina livsmiljöer och växtplatser i den avverkningsanmälda skogen: tretåig hackspett (NT, T, §4) och blåsippa (T, §9).</w:t>
+        <w:t>Nedan följer beskrivningar av de naturvårdsarter och fridlysta arter som har sina livsmiljöer och växtplatser i den avverkningsanmälda skogen. Se även ytterligare artfakta i BILAGA 1. De påträffade naturvårdsarterna är ett tydligt kvitto på att det rör sig om en skog med höga naturvärden.</w:t>
       </w:r>
     </w:p>
     <w:p>
-      <w:r>
-        <w:t xml:space="preserve">Observera att medlemsländerna är skyldiga att agera i enlighet med EU:s fågeldirektiv där det uttryckligen står att direktivet gäller för fåglar samt för deras ägg, bon och </w:t>
-      </w:r>
       <w:r>
         <w:rPr>
           <w:b/>
         </w:rPr>
-        <w:t xml:space="preserve">livsmiljöer </w:t>
-      </w:r>
-      <w:r>
-        <w:t>(artikel 1). Vidare att de åtgärder som vidtas inte får leda till en försämring av den nuvarande situationen beträffande bevarandet av de fågelarter som avses i artikel 1 (artikel 13). Fågeldirektivet är styrande för tillsynsansvariga myndigheters ärendehantering, ställningstaganden och beslutsfattande.</w:t>
+        <w:t>Garnlav (VU)</w:t>
+      </w:r>
+      <w:r>
+        <w:t xml:space="preserve"> är en utpräglad barrskogsart som ibland kan drapera träden i norrländska grannaturskogar med hög luftfuktighet. Den förekommer även i talldominerade bestånd där den, förutom i trädens grenverk, påträffas hängande över ojämnheter i tallbarken. Arten har minskat starkt i södra och mellersta Sverige och den minskar även i sitt nordliga utbredningsområde. Minskningstakten uppgår till 30 (20–50) % inom 50 år och överstiger gränsvärdet för Sårbar (VU). Orsaken till tillbakagången beror främst på slutavverkningar av naturskogsartade skogar. Bestånd med riklig förekomst bör regelmässigt sparas, vilket även gynnar flera andra sällsynta och rödlistade arter. Garnlav är värdväxt för den mycket sällsynta och akut hotade fjärilen barrskogslavfly (CR) som hör hemma i boreala barrskogar med riklig förekomst av värdväxten. Tidigare kunde arten konstateras årligen på flera platser vid Dala-Floda i Dalarna innan lokalerna kalavverkades. Senaste fyndet i landet av barrskogslavfly är från år 2000 då den påträffades vid Högberget i Sollefteå kommun. Garnlav är typisk art för </w:t>
+      </w:r>
+      <w:r>
+        <w:rPr>
+          <w:i/>
+        </w:rPr>
+        <w:t xml:space="preserve">9010 Taiga </w:t>
+      </w:r>
+      <w:r>
+        <w:t>och</w:t>
+      </w:r>
+      <w:r>
+        <w:rPr>
+          <w:i/>
+        </w:rPr>
+        <w:t xml:space="preserve"> 9070 Trädklädd betesmark</w:t>
+      </w:r>
+      <w:r>
+        <w:t xml:space="preserve"> (SLU Artdatabanken, 2026).</w:t>
+      </w:r>
+    </w:p>
+    <w:p>
+      <w:r>
+        <w:rPr>
+          <w:b/>
+        </w:rPr>
+        <w:t xml:space="preserve">Kattfotslav (NT) </w:t>
+      </w:r>
+      <w:r>
+        <w:t xml:space="preserve">är en mycket god signalart i hela sitt svenska utbredningsområde och skogsbestånd med kattfotslav är alltid värdefulla ur naturvårdssynpunkt. Arten indikerar dels ett mikroklimat med konstant hög luftfuktighet, dels kontinuitet av äldre träd och god trädslutenhet. Trots att den är vanligare i sydvästra Sverige växer den enbart i skogsbestånd med höga naturvärden. Den är känslig för skogliga ingrepp som kan förändra lokal- och mikroklimat. Kattfotslav är typisk art för </w:t>
+      </w:r>
+      <w:r>
+        <w:rPr>
+          <w:i/>
+        </w:rPr>
+        <w:t xml:space="preserve">9010 Taiga, 9160 Näringsrik ekskog </w:t>
+      </w:r>
+      <w:r>
+        <w:t>och</w:t>
+      </w:r>
+      <w:r>
+        <w:rPr>
+          <w:i/>
+        </w:rPr>
+        <w:t xml:space="preserve"> 9190 Näringsfattig ekskog</w:t>
+      </w:r>
+      <w:r>
+        <w:t xml:space="preserve"> (Nitare &amp; Skogsstyrelsen, 2019; SLU Artdatabanken, 2026).</w:t>
+      </w:r>
+    </w:p>
+    <w:p>
+      <w:r>
+        <w:rPr>
+          <w:b/>
+        </w:rPr>
+        <w:t>Tretåig hackspett (NT, §4)</w:t>
+      </w:r>
+      <w:r>
+        <w:t xml:space="preserve"> är rödlistad som nära hotad och ingår i bilaga 1 i EU:s fågeldirektiv. Tretåig hackspett är för sin överlevnad beroende av kontinuerlig tillförsel av äldre döende och död ved, som sker genom naturliga självgallringsprocesser i äldre grannaturskogar och barrblandade naturskogar. Om en skog genom skogsbruk gallras eller glesas ur så upphör och uteblir i stort sett den naturliga självgallringsprocessen för mycket lång tid framöver vilket omöjliggör upprätthållandet av den kontinuerliga ekologiska funktionen i ett område. Det finns studier som visar att naturskogens självgallringsprocess som den tretåiga hackspetten är beroende av, inte kan ersättas med efterlämnad hänsyn i skogsbruket (Imbeau &amp; Desrochers, 2002). Storleken på häckningsreviret varierar med skogstypen, förekomsten av död ved och graden av fragmentering, men är i allmänhet i storleksordningen 25–100 hektar. Vintertid krävs ofta betydligt större områden och det finns studier som antyder att arten behöver minst 100 hektar äldre skog. I områden med låg bonitet kan det behövas över 200 hektar lämpligt habitat för att ett par ska kunna reproducera sig. Områden med dokumenterad permanent förekomst i naturskogsmiljöer har vanligen så stora naturvärden att skogsbruk är olämpligt. Tretåig hackspett är typisk art för </w:t>
+      </w:r>
+      <w:r>
+        <w:rPr>
+          <w:i/>
+        </w:rPr>
+        <w:t xml:space="preserve">9010 Taiga, 9740 Skogsbevuxen myr, 9030 Landhöjningsskog </w:t>
+      </w:r>
+      <w:r>
+        <w:t xml:space="preserve">och </w:t>
+      </w:r>
+      <w:r>
+        <w:rPr>
+          <w:i/>
+        </w:rPr>
+        <w:t>9040 Fjällbjörkskog</w:t>
+      </w:r>
+      <w:r>
+        <w:t xml:space="preserve"> (Skogsstyrelsen, 2016; SLU Artdatabanken, 2024).</w:t>
+      </w:r>
+    </w:p>
+    <w:p>
+      <w:r>
+        <w:rPr>
+          <w:b/>
+        </w:rPr>
+        <w:t xml:space="preserve">Vedtrappmossa (NT) </w:t>
+      </w:r>
+      <w:r>
+        <w:t xml:space="preserve">växer på död ved, främst i gammal granskog. Den förekommer knappast alls i fjällnära barrskogar utan finns i skogslandskapet nedom fjällen och framför allt i landets södra delar är den en mycket bra signalart för barrnaturskog med höga naturvärden. Skogsavverkning och brist på grov död ved i skogen är de allvarligaste hoten och den överlever inte kalhyggesbruk. Lokaler med sluten granskog, tillräckligt stora för att säkerställa ett kontinuerligt tillskott på grova lågor, bör undantas från storskaligt skogsbruk. Vedtrappmossa är typisk art för </w:t>
+      </w:r>
+      <w:r>
+        <w:rPr>
+          <w:i/>
+        </w:rPr>
+        <w:t>9010 Taiga</w:t>
+      </w:r>
+      <w:r>
+        <w:t xml:space="preserve"> (SLU Artdatabanken, 2024).</w:t>
+      </w:r>
+    </w:p>
+    <w:p>
+      <w:r>
+        <w:rPr>
+          <w:b/>
+        </w:rPr>
+        <w:t>Blek stjärnmossa</w:t>
+      </w:r>
+      <w:r>
+        <w:t xml:space="preserve"> påträffas på skuggiga och något fuktiga platser i skog, till exempel i fuktiga klippspringor, skrevor och håligheter. I strandskog växer den även på trädrötter och i branter på jord under till exempel hasselbuskar. Arten tycks trivas bäst i ädellövnaturskog samt i ädellövskog på kalkrik mark och i grönstensbranter. Artens miljöer brukar hysa flera ovanliga och rödlistade arter. Blek stjärnmossa är typisk art för </w:t>
+      </w:r>
+      <w:r>
+        <w:rPr>
+          <w:i/>
+        </w:rPr>
+        <w:t>9160 Näringsrik ekskog</w:t>
+      </w:r>
+      <w:r>
+        <w:t xml:space="preserve"> (SLU Artdatabanken, 2025; Nitare &amp; Skogsstyrelsen, 2019).</w:t>
+      </w:r>
+    </w:p>
+    <w:p>
+      <w:r>
+        <w:rPr>
+          <w:b/>
+        </w:rPr>
+        <w:t xml:space="preserve">Blåsfliksmossa </w:t>
+      </w:r>
+      <w:r>
+        <w:t xml:space="preserve">växer i skuggiga och fuktiga miljöer på klippor och stenar av såväl grönsten som silikat, till exempel intill naturliga skogsbäckar, i raviner och bergbranter. Den signalerar höga naturvärden främst i östra och norra Sverige och indikerar miljöer med jämn och hög luftfuktighet och ett basiskt underlag. Artens lokaler har ofta hög artrikedom. Blåsfliksmossa är typisk art för </w:t>
+      </w:r>
+      <w:r>
+        <w:rPr>
+          <w:i/>
+        </w:rPr>
+        <w:t>9080 Lövsumpskog</w:t>
+      </w:r>
+      <w:r>
+        <w:t xml:space="preserve"> (SLU Artdatabanken, 2025; Nitare &amp; Skogsstyrelsen, 2019).</w:t>
+      </w:r>
+    </w:p>
+    <w:p>
+      <w:r>
+        <w:rPr>
+          <w:b/>
+        </w:rPr>
+        <w:t>Klippfrullania</w:t>
+      </w:r>
+      <w:r>
+        <w:t xml:space="preserve"> är i centrala, östra och norra Sverige en bra signalart. Den påträffas där i skyddsvärda skogsmiljöer med lång kontinuitet av gamla träd i halvöppen terräng, samt trädklädda bergbranter med ett mikroklimat som har konstant hög och jämn luftfuktighet året om. Klippfrullania är typisk art för </w:t>
+      </w:r>
+      <w:r>
+        <w:rPr>
+          <w:i/>
+        </w:rPr>
+        <w:t xml:space="preserve">9020 Nordlig ädellövskog, 9110 Näringsfattig bokskog, 9130 Näringsrik bokskog, 9160 Näringsrik ekskog, 9180 Ädellövskog i branter </w:t>
+      </w:r>
+      <w:r>
+        <w:t xml:space="preserve">och </w:t>
+      </w:r>
+      <w:r>
+        <w:rPr>
+          <w:i/>
+        </w:rPr>
+        <w:t xml:space="preserve">9190 Näringsfattig ekskog </w:t>
+      </w:r>
+      <w:r>
+        <w:t>(Nitare &amp; Skogsstyrelsen, 2019; SLU Artdatabanken, 2025).</w:t>
+      </w:r>
+    </w:p>
+    <w:p>
+      <w:r>
+        <w:rPr>
+          <w:b/>
+        </w:rPr>
+        <w:t>Korallblylav</w:t>
+      </w:r>
+      <w:r>
+        <w:t xml:space="preserve"> växer på bark av asp, ask, rönn, sälg, bok och lönn och signalerar överallt skogsbestånd med höga naturvärden och den följs nästan alltid av andra ovanliga och rödlistade arter. Den indikerar hög och jämn luftfuktighet och växer främst i områden med lång skoglig kontinuitet där det funnits ett ständigt inslag av gamla lövträd. Korallblylav är typisk art för </w:t>
+      </w:r>
+      <w:r>
+        <w:rPr>
+          <w:i/>
+        </w:rPr>
+        <w:t xml:space="preserve">9020 Nordlig ädellövskog, 9070 Trädklädd betesmark, 9160 Näringsrik ekskog, 9180 Ädellövskog i branter </w:t>
+      </w:r>
+      <w:r>
+        <w:t>och</w:t>
+      </w:r>
+      <w:r>
+        <w:rPr>
+          <w:i/>
+        </w:rPr>
+        <w:t xml:space="preserve"> 9190 Näringsfattig ekskog</w:t>
+      </w:r>
+      <w:r>
+        <w:t xml:space="preserve"> (SLU Artdatabanken, 2024; Nitare &amp; Skogsstyrelsen, 2019).</w:t>
+      </w:r>
+    </w:p>
+    <w:p>
+      <w:r>
+        <w:rPr>
+          <w:b/>
+        </w:rPr>
+        <w:t xml:space="preserve">Mörk husmossa </w:t>
+      </w:r>
+      <w:r>
+        <w:t xml:space="preserve">är en mycket bra signalart i södra och mellersta Sverige. Den är sannolikt svårspridd och växer huvudsakligen i skog med lång skoglig kontinuitet i områden med konstant hög luftfuktighet. Den är känslig för större avverkningar, men tål plockhuggning som lämnar ett tätare trädskikt och ett obrutet, fukthållande mosstäcke på marken. Ett par studier har klart visat att artens tillväxt försämras när skogen huggs ner intill växtplatsen, och att ett kalhygges påverkan på mörk husmossa avtar både med avståndet från kalhygget och ju fuktigare växtplatsen är. Mörk husmossa är typisk art för </w:t>
+      </w:r>
+      <w:r>
+        <w:rPr>
+          <w:i/>
+        </w:rPr>
+        <w:t xml:space="preserve">9010 Taiga, 9050 Näringsrik granskog, 9080 Lövsumpskog, 9750 Svämlövskog, 9020 Nordlig ädellövskog, 9160 Näringsrik ekskog </w:t>
+      </w:r>
+      <w:r>
+        <w:t>och</w:t>
+      </w:r>
+      <w:r>
+        <w:rPr>
+          <w:i/>
+        </w:rPr>
+        <w:t xml:space="preserve"> 9180 Ädellövskog i branter</w:t>
+      </w:r>
+      <w:r>
+        <w:t xml:space="preserve"> (SLU Artdatabanken, 2024; Nitare &amp; Skogsstyrelsen, 2019).</w:t>
+      </w:r>
+    </w:p>
+    <w:p>
+      <w:r>
+        <w:rPr>
+          <w:b/>
+        </w:rPr>
+        <w:t>Skogshakmossa</w:t>
+      </w:r>
+      <w:r>
+        <w:t xml:space="preserve"> indikerar lokaler som ofta har en artrik mossflora som kräver jämn och hög markfuktighet, till exempel olika sumpskogar med höga naturvärden. Högst signalvärde har arten i södra och mellersta Sverige. Skogshakmossa är typisk art för </w:t>
+      </w:r>
+      <w:r>
+        <w:rPr>
+          <w:i/>
+        </w:rPr>
+        <w:t xml:space="preserve">9010 Taiga, 9050 Näringsrik granskog, 9080 Lövsumpskog </w:t>
+      </w:r>
+      <w:r>
+        <w:t xml:space="preserve">och </w:t>
+      </w:r>
+      <w:r>
+        <w:rPr>
+          <w:i/>
+        </w:rPr>
+        <w:t xml:space="preserve">9750 Svämlövskog </w:t>
+      </w:r>
+      <w:r>
+        <w:t>(Nitare &amp; Skogsstyrelsen, 2019; SLU Artdatabanken, 2025).</w:t>
+      </w:r>
+    </w:p>
+    <w:p>
+      <w:r>
+        <w:rPr>
+          <w:b/>
+        </w:rPr>
+        <w:t xml:space="preserve">Vedticka </w:t>
+      </w:r>
+      <w:r>
+        <w:t xml:space="preserve">är en bra signalart söder om den naturliga norrlandsgränsen. Den är huvudsakligen knuten till äldre barrskogar där det föreligger långvarig kontinuitet av död barrved. Vedticka är typisk art för </w:t>
+      </w:r>
+      <w:r>
+        <w:rPr>
+          <w:i/>
+        </w:rPr>
+        <w:t xml:space="preserve">9010 Taiga </w:t>
+      </w:r>
+      <w:r>
+        <w:t>(Nitare &amp; Skogsstyrelsen, 2019; SLU Artdatabanken, 2025).</w:t>
+      </w:r>
+    </w:p>
+    <w:p>
+      <w:r>
+        <w:rPr>
+          <w:b/>
+        </w:rPr>
+        <w:t xml:space="preserve">Vågbandad barkbock </w:t>
+      </w:r>
+      <w:r>
+        <w:t>är en långhorning vars larvutveckling sker under bark på nyligen döda stående barrträd, främst gran, mer undantagsvis på tall. Främst i stående träd, särskilt gamla, långsamvuxna granar med grov bark, även i grövre grenar, stubbar eller vindfällen. Arten är starkt knuten till naturskogsliknande granskogar, och gynnas av extrema torrsomrar som försvagar träden. Arten påverkas negativt av brist på kontinuitetsskog och en minskning av populationen pågår eller förväntas ske (SLU Artdatabanken, 2025).</w:t>
       </w:r>
     </w:p>
     <w:p>
@@ -304,313 +568,6 @@
       </w:r>
       <w:r>
         <w:t xml:space="preserve"> (SLU Artdatabanken, 2025).</w:t>
-      </w:r>
-    </w:p>
-    <w:p>
-      <w:r>
-        <w:rPr>
-          <w:b/>
-        </w:rPr>
-        <w:t>Tretåig hackspett (NT, §4)</w:t>
-      </w:r>
-      <w:r>
-        <w:t xml:space="preserve"> är rödlistad som nära hotad och ingår i bilaga 1 i EU:s fågeldirektiv. Tretåig hackspett är för sin överlevnad beroende av kontinuerlig tillförsel av äldre döende och död ved, som sker genom naturliga självgallringsprocesser i äldre grannaturskogar och barrblandade naturskogar. Om en skog genom skogsbruk gallras eller glesas ur så upphör och uteblir i stort sett den naturliga självgallringsprocessen för mycket lång tid framöver vilket omöjliggör upprätthållandet av den kontinuerliga ekologiska funktionen i ett område. Det finns studier som visar att naturskogens självgallringsprocess som den tretåiga hackspetten är beroende av, inte kan ersättas med efterlämnad hänsyn i skogsbruket (Imbeau &amp; Desrochers, 2002). Storleken på häckningsreviret varierar med skogstypen, förekomsten av död ved och graden av fragmentering, men är i allmänhet i storleksordningen 25–100 hektar. Vintertid krävs ofta betydligt större områden och det finns studier som antyder att arten behöver minst 100 hektar äldre skog. I områden med låg bonitet kan det behövas över 200 hektar lämpligt habitat för att ett par ska kunna reproducera sig. Områden med dokumenterad permanent förekomst i naturskogsmiljöer har vanligen så stora naturvärden att skogsbruk är olämpligt. Tretåig hackspett är typisk art för </w:t>
-      </w:r>
-      <w:r>
-        <w:rPr>
-          <w:i/>
-        </w:rPr>
-        <w:t xml:space="preserve">9010 Taiga, 9740 Skogsbevuxen myr, 9030 Landhöjningsskog </w:t>
-      </w:r>
-      <w:r>
-        <w:t xml:space="preserve">och </w:t>
-      </w:r>
-      <w:r>
-        <w:rPr>
-          <w:i/>
-        </w:rPr>
-        <w:t>9040 Fjällbjörkskog</w:t>
-      </w:r>
-      <w:r>
-        <w:t xml:space="preserve"> (Skogsstyrelsen, 2016; SLU Artdatabanken, 2024).</w:t>
-      </w:r>
-    </w:p>
-    <w:p>
-      <w:r>
-        <w:t>I BILAGA 1 finns mer detaljerad information om ekologi samt krav på livsmiljö hos fridlysta arter.</w:t>
-      </w:r>
-    </w:p>
-    <w:p>
-      <w:pPr>
-        <w:pStyle w:val="Heading2"/>
-      </w:pPr>
-      <w:r>
-        <w:t>Övriga naturvårdsarter</w:t>
-      </w:r>
-    </w:p>
-    <w:p>
-      <w:r>
-        <w:rPr>
-          <w:b/>
-        </w:rPr>
-        <w:t>Blek stjärnmossa</w:t>
-      </w:r>
-      <w:r>
-        <w:t xml:space="preserve"> påträffas på skuggiga och något fuktiga platser i skog, till exempel i fuktiga klippspringor, skrevor och håligheter. I strandskog växer den även på trädrötter och i branter på jord under till exempel hasselbuskar. Arten tycks trivas bäst i ädellövnaturskog samt i ädellövskog på kalkrik mark och i grönstensbranter. Artens miljöer brukar hysa flera ovanliga och rödlistade arter. Blek stjärnmossa är typisk art för </w:t>
-      </w:r>
-      <w:r>
-        <w:rPr>
-          <w:i/>
-        </w:rPr>
-        <w:t>9160 Näringsrik ekskog</w:t>
-      </w:r>
-      <w:r>
-        <w:t xml:space="preserve"> (SLU Artdatabanken, 2025; Nitare &amp; Skogsstyrelsen, 2019).</w:t>
-      </w:r>
-    </w:p>
-    <w:p>
-      <w:r>
-        <w:rPr>
-          <w:b/>
-        </w:rPr>
-        <w:t xml:space="preserve">Blåsfliksmossa </w:t>
-      </w:r>
-      <w:r>
-        <w:t xml:space="preserve">växer i skuggiga och fuktiga miljöer på klippor och stenar av såväl grönsten som silikat, till exempel intill naturliga skogsbäckar, i raviner och bergbranter. Den signalerar höga naturvärden främst i östra och norra Sverige och indikerar miljöer med jämn och hög luftfuktighet och ett basiskt underlag. Artens lokaler har ofta hög artrikedom. Blåsfliksmossa är typisk art för </w:t>
-      </w:r>
-      <w:r>
-        <w:rPr>
-          <w:i/>
-        </w:rPr>
-        <w:t>9080 Lövsumpskog</w:t>
-      </w:r>
-      <w:r>
-        <w:t xml:space="preserve"> (SLU Artdatabanken, 2025; Nitare &amp; Skogsstyrelsen, 2019).</w:t>
-      </w:r>
-    </w:p>
-    <w:p>
-      <w:r>
-        <w:rPr>
-          <w:b/>
-        </w:rPr>
-        <w:t>Garnlav (VU)</w:t>
-      </w:r>
-      <w:r>
-        <w:t xml:space="preserve"> är en utpräglad barrskogsart som ibland kan drapera träden i norrländska grannaturskogar med hög luftfuktighet. Den förekommer även i talldominerade bestånd där den, förutom i trädens grenverk, påträffas hängande över ojämnheter i tallbarken. Arten har minskat starkt i södra och mellersta Sverige och den minskar även i sitt nordliga utbredningsområde. Minskningstakten uppgår till 30 (20–50) % inom 50 år och överstiger gränsvärdet för Sårbar (VU). Orsaken till tillbakagången beror främst på slutavverkningar av naturskogsartade skogar. Bestånd med riklig förekomst bör regelmässigt sparas, vilket även gynnar flera andra sällsynta och rödlistade arter. Garnlav är värdväxt för den mycket sällsynta och akut hotade fjärilen barrskogslavfly (CR) som hör hemma i boreala barrskogar med riklig förekomst av värdväxten. Tidigare kunde arten konstateras årligen på flera platser vid Dala-Floda i Dalarna innan lokalerna kalavverkades. Senaste fyndet i landet av barrskogslavfly är från år 2000 då den påträffades vid Högberget i Sollefteå kommun. Garnlav är typisk art för </w:t>
-      </w:r>
-      <w:r>
-        <w:rPr>
-          <w:i/>
-        </w:rPr>
-        <w:t xml:space="preserve">9010 Taiga </w:t>
-      </w:r>
-      <w:r>
-        <w:t>och</w:t>
-      </w:r>
-      <w:r>
-        <w:rPr>
-          <w:i/>
-        </w:rPr>
-        <w:t xml:space="preserve"> 9070 Trädklädd betesmark</w:t>
-      </w:r>
-      <w:r>
-        <w:t xml:space="preserve"> (SLU Artdatabanken, 2026).</w:t>
-      </w:r>
-    </w:p>
-    <w:p>
-      <w:r>
-        <w:rPr>
-          <w:b/>
-        </w:rPr>
-        <w:t xml:space="preserve">Kattfotslav (NT) </w:t>
-      </w:r>
-      <w:r>
-        <w:t xml:space="preserve">är en mycket god signalart i hela sitt svenska utbredningsområde och skogsbestånd med kattfotslav är alltid värdefulla ur naturvårdssynpunkt. Arten indikerar dels ett mikroklimat med konstant hög luftfuktighet, dels kontinuitet av äldre träd och god trädslutenhet. Trots att den är vanligare i sydvästra Sverige växer den enbart i skogsbestånd med höga naturvärden. Den är känslig för skogliga ingrepp som kan förändra lokal- och mikroklimat. Kattfotslav är typisk art för </w:t>
-      </w:r>
-      <w:r>
-        <w:rPr>
-          <w:i/>
-        </w:rPr>
-        <w:t xml:space="preserve">9010 Taiga, 9160 Näringsrik ekskog </w:t>
-      </w:r>
-      <w:r>
-        <w:t>och</w:t>
-      </w:r>
-      <w:r>
-        <w:rPr>
-          <w:i/>
-        </w:rPr>
-        <w:t xml:space="preserve"> 9190 Näringsfattig ekskog</w:t>
-      </w:r>
-      <w:r>
-        <w:t xml:space="preserve"> (Nitare &amp; Skogsstyrelsen, 2019; SLU Artdatabanken, 2026).</w:t>
-      </w:r>
-    </w:p>
-    <w:p>
-      <w:r>
-        <w:rPr>
-          <w:b/>
-        </w:rPr>
-        <w:t>Klippfrullania</w:t>
-      </w:r>
-      <w:r>
-        <w:t xml:space="preserve"> är i centrala, östra och norra Sverige en bra signalart. Den påträffas där i skyddsvärda skogsmiljöer med lång kontinuitet av gamla träd i halvöppen terräng, samt trädklädda bergbranter med ett mikroklimat som har konstant hög och jämn luftfuktighet året om. Klippfrullania är typisk art för </w:t>
-      </w:r>
-      <w:r>
-        <w:rPr>
-          <w:i/>
-        </w:rPr>
-        <w:t xml:space="preserve">9020 Nordlig ädellövskog, 9110 Näringsfattig bokskog, 9130 Näringsrik bokskog, 9160 Näringsrik ekskog, 9180 Ädellövskog i branter </w:t>
-      </w:r>
-      <w:r>
-        <w:t xml:space="preserve">och </w:t>
-      </w:r>
-      <w:r>
-        <w:rPr>
-          <w:i/>
-        </w:rPr>
-        <w:t xml:space="preserve">9190 Näringsfattig ekskog </w:t>
-      </w:r>
-      <w:r>
-        <w:t>(Nitare &amp; Skogsstyrelsen, 2019; SLU Artdatabanken, 2025).</w:t>
-      </w:r>
-    </w:p>
-    <w:p>
-      <w:r>
-        <w:rPr>
-          <w:b/>
-        </w:rPr>
-        <w:t>Korallblylav</w:t>
-      </w:r>
-      <w:r>
-        <w:t xml:space="preserve"> växer på bark av asp, ask, rönn, sälg, bok och lönn och signalerar överallt skogsbestånd med höga naturvärden och den följs nästan alltid av andra ovanliga och rödlistade arter. Den indikerar hög och jämn luftfuktighet och växer främst i områden med lång skoglig kontinuitet där det funnits ett ständigt inslag av gamla lövträd. Korallblylav är typisk art för </w:t>
-      </w:r>
-      <w:r>
-        <w:rPr>
-          <w:i/>
-        </w:rPr>
-        <w:t xml:space="preserve">9020 Nordlig ädellövskog, 9070 Trädklädd betesmark, 9160 Näringsrik ekskog, 9180 Ädellövskog i branter </w:t>
-      </w:r>
-      <w:r>
-        <w:t>och</w:t>
-      </w:r>
-      <w:r>
-        <w:rPr>
-          <w:i/>
-        </w:rPr>
-        <w:t xml:space="preserve"> 9190 Näringsfattig ekskog</w:t>
-      </w:r>
-      <w:r>
-        <w:t xml:space="preserve"> (SLU Artdatabanken, 2024; Nitare &amp; Skogsstyrelsen, 2019).</w:t>
-      </w:r>
-    </w:p>
-    <w:p>
-      <w:r>
-        <w:rPr>
-          <w:b/>
-        </w:rPr>
-        <w:t xml:space="preserve">Mörk husmossa </w:t>
-      </w:r>
-      <w:r>
-        <w:t xml:space="preserve">är en mycket bra signalart i södra och mellersta Sverige. Den är sannolikt svårspridd och växer huvudsakligen i skog med lång skoglig kontinuitet i områden med konstant hög luftfuktighet. Den är känslig för större avverkningar, men tål plockhuggning som lämnar ett tätare trädskikt och ett obrutet, fukthållande mosstäcke på marken. Ett par studier har klart visat att artens tillväxt försämras när skogen huggs ner intill växtplatsen, och att ett kalhygges påverkan på mörk husmossa avtar både med avståndet från kalhygget och ju fuktigare växtplatsen är. Mörk husmossa är typisk art för </w:t>
-      </w:r>
-      <w:r>
-        <w:rPr>
-          <w:i/>
-        </w:rPr>
-        <w:t xml:space="preserve">9010 Taiga, 9050 Näringsrik granskog, 9080 Lövsumpskog, 9750 Svämlövskog, 9020 Nordlig ädellövskog, 9160 Näringsrik ekskog </w:t>
-      </w:r>
-      <w:r>
-        <w:t>och</w:t>
-      </w:r>
-      <w:r>
-        <w:rPr>
-          <w:i/>
-        </w:rPr>
-        <w:t xml:space="preserve"> 9180 Ädellövskog i branter</w:t>
-      </w:r>
-      <w:r>
-        <w:t xml:space="preserve"> (SLU Artdatabanken, 2024; Nitare &amp; Skogsstyrelsen, 2019).</w:t>
-      </w:r>
-    </w:p>
-    <w:p>
-      <w:r>
-        <w:rPr>
-          <w:b/>
-        </w:rPr>
-        <w:t>Skogshakmossa</w:t>
-      </w:r>
-      <w:r>
-        <w:t xml:space="preserve"> indikerar lokaler som ofta har en artrik mossflora som kräver jämn och hög markfuktighet, till exempel olika sumpskogar med höga naturvärden. Högst signalvärde har arten i södra och mellersta Sverige. Skogshakmossa är typisk art för </w:t>
-      </w:r>
-      <w:r>
-        <w:rPr>
-          <w:i/>
-        </w:rPr>
-        <w:t xml:space="preserve">9010 Taiga, 9050 Näringsrik granskog, 9080 Lövsumpskog </w:t>
-      </w:r>
-      <w:r>
-        <w:t xml:space="preserve">och </w:t>
-      </w:r>
-      <w:r>
-        <w:rPr>
-          <w:i/>
-        </w:rPr>
-        <w:t xml:space="preserve">9750 Svämlövskog </w:t>
-      </w:r>
-      <w:r>
-        <w:t>(Nitare &amp; Skogsstyrelsen, 2019; SLU Artdatabanken, 2025).</w:t>
-      </w:r>
-    </w:p>
-    <w:p>
-      <w:r>
-        <w:rPr>
-          <w:b/>
-        </w:rPr>
-        <w:t xml:space="preserve">Vedticka </w:t>
-      </w:r>
-      <w:r>
-        <w:t xml:space="preserve">är en bra signalart söder om den naturliga norrlandsgränsen. Den är huvudsakligen knuten till äldre barrskogar där det föreligger långvarig kontinuitet av död barrved. Vedticka är typisk art för </w:t>
-      </w:r>
-      <w:r>
-        <w:rPr>
-          <w:i/>
-        </w:rPr>
-        <w:t xml:space="preserve">9010 Taiga </w:t>
-      </w:r>
-      <w:r>
-        <w:t>(Nitare &amp; Skogsstyrelsen, 2019; SLU Artdatabanken, 2025).</w:t>
-      </w:r>
-    </w:p>
-    <w:p>
-      <w:r>
-        <w:rPr>
-          <w:b/>
-        </w:rPr>
-        <w:t xml:space="preserve">Vedtrappmossa (NT) </w:t>
-      </w:r>
-      <w:r>
-        <w:t xml:space="preserve">växer på död ved, främst i gammal granskog. Den förekommer knappast alls i fjällnära barrskogar utan finns i skogslandskapet nedom fjällen och framför allt i landets södra delar är den en mycket bra signalart för barrnaturskog med höga naturvärden. Skogsavverkning och brist på grov död ved i skogen är de allvarligaste hoten och den överlever inte kalhyggesbruk. Lokaler med sluten granskog, tillräckligt stora för att säkerställa ett kontinuerligt tillskott på grova lågor, bör undantas från storskaligt skogsbruk. Vedtrappmossa är typisk art för </w:t>
-      </w:r>
-      <w:r>
-        <w:rPr>
-          <w:i/>
-        </w:rPr>
-        <w:t>9010 Taiga</w:t>
-      </w:r>
-      <w:r>
-        <w:t xml:space="preserve"> (SLU Artdatabanken, 2024).</w:t>
-      </w:r>
-    </w:p>
-    <w:p>
-      <w:r>
-        <w:rPr>
-          <w:b/>
-        </w:rPr>
-        <w:t xml:space="preserve">Vågbandad barkbock </w:t>
-      </w:r>
-      <w:r>
-        <w:t>är en långhorning vars larvutveckling sker under bark på nyligen döda stående barrträd, främst gran, mer undantagsvis på tall. Främst i stående träd, särskilt gamla, långsamvuxna granar med grov bark, även i grövre grenar, stubbar eller vindfällen. Arten är starkt knuten till naturskogsliknande granskogar, och gynnas av extrema torrsomrar som försvagar träden. Arten påverkas negativt av brist på kontinuitetsskog och en minskning av populationen pågår eller förväntas ske (SLU Artdatabanken, 2025).</w:t>
       </w:r>
     </w:p>
     <w:p>
@@ -1248,7 +1205,7 @@
     <w:r>
       <w:tab/>
       <w:tab/>
-      <w:t>2026-06-20</w:t>
+      <w:t>2026-06-21</w:t>
       <w:br/>
       <w:br/>
     </w:r>

--- a/klagomål/A 42165-2023 FSC-klagomål.docx
+++ b/klagomål/A 42165-2023 FSC-klagomål.docx
@@ -1205,7 +1205,7 @@
     <w:r>
       <w:tab/>
       <w:tab/>
-      <w:t>2026-06-21</w:t>
+      <w:t>2026-06-22</w:t>
       <w:br/>
       <w:br/>
     </w:r>

--- a/klagomål/A 42165-2023 FSC-klagomål.docx
+++ b/klagomål/A 42165-2023 FSC-klagomål.docx
@@ -1205,7 +1205,7 @@
     <w:r>
       <w:tab/>
       <w:tab/>
-      <w:t>2026-06-22</w:t>
+      <w:t>2026-06-23</w:t>
       <w:br/>
       <w:br/>
     </w:r>

--- a/klagomål/A 42165-2023 FSC-klagomål.docx
+++ b/klagomål/A 42165-2023 FSC-klagomål.docx
@@ -1205,7 +1205,7 @@
     <w:r>
       <w:tab/>
       <w:tab/>
-      <w:t>2026-06-23</w:t>
+      <w:t>2026-06-24</w:t>
       <w:br/>
       <w:br/>
     </w:r>

--- a/klagomål/A 42165-2023 FSC-klagomål.docx
+++ b/klagomål/A 42165-2023 FSC-klagomål.docx
@@ -1205,7 +1205,7 @@
     <w:r>
       <w:tab/>
       <w:tab/>
-      <w:t>2026-06-24</w:t>
+      <w:t>2026-06-25</w:t>
       <w:br/>
       <w:br/>
     </w:r>

--- a/klagomål/A 42165-2023 FSC-klagomål.docx
+++ b/klagomål/A 42165-2023 FSC-klagomål.docx
@@ -1205,7 +1205,7 @@
     <w:r>
       <w:tab/>
       <w:tab/>
-      <w:t>2026-06-25</w:t>
+      <w:t>2026-06-26</w:t>
       <w:br/>
       <w:br/>
     </w:r>

--- a/klagomål/A 42165-2023 FSC-klagomål.docx
+++ b/klagomål/A 42165-2023 FSC-klagomål.docx
@@ -1205,7 +1205,7 @@
     <w:r>
       <w:tab/>
       <w:tab/>
-      <w:t>2026-06-26</w:t>
+      <w:t>2026-06-27</w:t>
       <w:br/>
       <w:br/>
     </w:r>

--- a/klagomål/A 42165-2023 FSC-klagomål.docx
+++ b/klagomål/A 42165-2023 FSC-klagomål.docx
@@ -1205,7 +1205,7 @@
     <w:r>
       <w:tab/>
       <w:tab/>
-      <w:t>2026-06-27</w:t>
+      <w:t>2026-06-28</w:t>
       <w:br/>
       <w:br/>
     </w:r>

--- a/klagomål/A 42165-2023 FSC-klagomål.docx
+++ b/klagomål/A 42165-2023 FSC-klagomål.docx
@@ -1205,7 +1205,7 @@
     <w:r>
       <w:tab/>
       <w:tab/>
-      <w:t>2026-06-28</w:t>
+      <w:t>2026-06-29</w:t>
       <w:br/>
       <w:br/>
     </w:r>

--- a/klagomål/A 42165-2023 FSC-klagomål.docx
+++ b/klagomål/A 42165-2023 FSC-klagomål.docx
@@ -1205,7 +1205,7 @@
     <w:r>
       <w:tab/>
       <w:tab/>
-      <w:t>2026-06-29</w:t>
+      <w:t>2026-06-30</w:t>
       <w:br/>
       <w:br/>
     </w:r>

--- a/klagomål/A 42165-2023 FSC-klagomål.docx
+++ b/klagomål/A 42165-2023 FSC-klagomål.docx
@@ -1205,7 +1205,7 @@
     <w:r>
       <w:tab/>
       <w:tab/>
-      <w:t>2026-06-30</w:t>
+      <w:t>2026-07-01</w:t>
       <w:br/>
       <w:br/>
     </w:r>

--- a/klagomål/A 42165-2023 FSC-klagomål.docx
+++ b/klagomål/A 42165-2023 FSC-klagomål.docx
@@ -1205,7 +1205,7 @@
     <w:r>
       <w:tab/>
       <w:tab/>
-      <w:t>2026-07-01</w:t>
+      <w:t>2026-07-02</w:t>
       <w:br/>
       <w:br/>
     </w:r>

--- a/klagomål/A 42165-2023 FSC-klagomål.docx
+++ b/klagomål/A 42165-2023 FSC-klagomål.docx
@@ -1205,7 +1205,7 @@
     <w:r>
       <w:tab/>
       <w:tab/>
-      <w:t>2026-07-13</w:t>
+      <w:t>2026-07-14</w:t>
       <w:br/>
       <w:br/>
     </w:r>

--- a/klagomål/A 42165-2023 FSC-klagomål.docx
+++ b/klagomål/A 42165-2023 FSC-klagomål.docx
@@ -1205,7 +1205,7 @@
     <w:r>
       <w:tab/>
       <w:tab/>
-      <w:t>2026-07-14</w:t>
+      <w:t>2026-07-15</w:t>
       <w:br/>
       <w:br/>
     </w:r>

--- a/klagomål/A 42165-2023 FSC-klagomål.docx
+++ b/klagomål/A 42165-2023 FSC-klagomål.docx
@@ -1205,7 +1205,7 @@
     <w:r>
       <w:tab/>
       <w:tab/>
-      <w:t>2026-07-15</w:t>
+      <w:t>2026-07-16</w:t>
       <w:br/>
       <w:br/>
     </w:r>

--- a/klagomål/A 42165-2023 FSC-klagomål.docx
+++ b/klagomål/A 42165-2023 FSC-klagomål.docx
@@ -1205,7 +1205,7 @@
     <w:r>
       <w:tab/>
       <w:tab/>
-      <w:t>2026-07-16</w:t>
+      <w:t>2026-07-17</w:t>
       <w:br/>
       <w:br/>
     </w:r>

--- a/klagomål/A 42165-2023 FSC-klagomål.docx
+++ b/klagomål/A 42165-2023 FSC-klagomål.docx
@@ -1205,7 +1205,7 @@
     <w:r>
       <w:tab/>
       <w:tab/>
-      <w:t>2026-07-17</w:t>
+      <w:t>2026-07-18</w:t>
       <w:br/>
       <w:br/>
     </w:r>

--- a/klagomål/A 42165-2023 FSC-klagomål.docx
+++ b/klagomål/A 42165-2023 FSC-klagomål.docx
@@ -1205,7 +1205,7 @@
     <w:r>
       <w:tab/>
       <w:tab/>
-      <w:t>2026-07-18</w:t>
+      <w:t>2026-07-19</w:t>
       <w:br/>
       <w:br/>
     </w:r>

--- a/klagomål/A 42165-2023 FSC-klagomål.docx
+++ b/klagomål/A 42165-2023 FSC-klagomål.docx
@@ -1205,7 +1205,7 @@
     <w:r>
       <w:tab/>
       <w:tab/>
-      <w:t>2026-07-19</w:t>
+      <w:t>2026-07-20</w:t>
       <w:br/>
       <w:br/>
     </w:r>

--- a/klagomål/A 42165-2023 FSC-klagomål.docx
+++ b/klagomål/A 42165-2023 FSC-klagomål.docx
@@ -1205,7 +1205,7 @@
     <w:r>
       <w:tab/>
       <w:tab/>
-      <w:t>2026-07-20</w:t>
+      <w:t>2026-07-21</w:t>
       <w:br/>
       <w:br/>
     </w:r>

--- a/klagomål/A 42165-2023 FSC-klagomål.docx
+++ b/klagomål/A 42165-2023 FSC-klagomål.docx
@@ -1205,7 +1205,7 @@
     <w:r>
       <w:tab/>
       <w:tab/>
-      <w:t>2026-07-21</w:t>
+      <w:t>2026-07-22</w:t>
       <w:br/>
       <w:br/>
     </w:r>

--- a/klagomål/A 42165-2023 FSC-klagomål.docx
+++ b/klagomål/A 42165-2023 FSC-klagomål.docx
@@ -1205,7 +1205,7 @@
     <w:r>
       <w:tab/>
       <w:tab/>
-      <w:t>2026-07-22</w:t>
+      <w:t>2026-07-23</w:t>
       <w:br/>
       <w:br/>
     </w:r>

--- a/klagomål/A 42165-2023 FSC-klagomål.docx
+++ b/klagomål/A 42165-2023 FSC-klagomål.docx
@@ -1205,7 +1205,7 @@
     <w:r>
       <w:tab/>
       <w:tab/>
-      <w:t>2026-07-23</w:t>
+      <w:t>2026-07-24</w:t>
       <w:br/>
       <w:br/>
     </w:r>

--- a/klagomål/A 42165-2023 FSC-klagomål.docx
+++ b/klagomål/A 42165-2023 FSC-klagomål.docx
@@ -1205,7 +1205,7 @@
     <w:r>
       <w:tab/>
       <w:tab/>
-      <w:t>2026-07-24</w:t>
+      <w:t>2026-07-25</w:t>
       <w:br/>
       <w:br/>
     </w:r>

--- a/klagomål/A 42165-2023 FSC-klagomål.docx
+++ b/klagomål/A 42165-2023 FSC-klagomål.docx
@@ -1205,7 +1205,7 @@
     <w:r>
       <w:tab/>
       <w:tab/>
-      <w:t>2026-07-25</w:t>
+      <w:t>2026-07-26</w:t>
       <w:br/>
       <w:br/>
     </w:r>

--- a/klagomål/A 42165-2023 FSC-klagomål.docx
+++ b/klagomål/A 42165-2023 FSC-klagomål.docx
@@ -1205,7 +1205,7 @@
     <w:r>
       <w:tab/>
       <w:tab/>
-      <w:t>2026-07-26</w:t>
+      <w:t>2026-07-27</w:t>
       <w:br/>
       <w:br/>
     </w:r>

--- a/klagomål/A 42165-2023 FSC-klagomål.docx
+++ b/klagomål/A 42165-2023 FSC-klagomål.docx
@@ -1205,7 +1205,7 @@
     <w:r>
       <w:tab/>
       <w:tab/>
-      <w:t>2026-07-27</w:t>
+      <w:t>2026-07-28</w:t>
       <w:br/>
       <w:br/>
     </w:r>

--- a/klagomål/A 42165-2023 FSC-klagomål.docx
+++ b/klagomål/A 42165-2023 FSC-klagomål.docx
@@ -1205,7 +1205,7 @@
     <w:r>
       <w:tab/>
       <w:tab/>
-      <w:t>2026-07-28</w:t>
+      <w:t>2026-07-29</w:t>
       <w:br/>
       <w:br/>
     </w:r>

--- a/klagomål/A 42165-2023 FSC-klagomål.docx
+++ b/klagomål/A 42165-2023 FSC-klagomål.docx
@@ -1205,7 +1205,7 @@
     <w:r>
       <w:tab/>
       <w:tab/>
-      <w:t>2026-07-29</w:t>
+      <w:t>2026-07-30</w:t>
       <w:br/>
       <w:br/>
     </w:r>

--- a/klagomål/A 42165-2023 FSC-klagomål.docx
+++ b/klagomål/A 42165-2023 FSC-klagomål.docx
@@ -1205,7 +1205,7 @@
     <w:r>
       <w:tab/>
       <w:tab/>
-      <w:t>2026-07-30</w:t>
+      <w:t>2026-07-31</w:t>
       <w:br/>
       <w:br/>
     </w:r>

--- a/klagomål/A 42165-2023 FSC-klagomål.docx
+++ b/klagomål/A 42165-2023 FSC-klagomål.docx
@@ -1205,7 +1205,7 @@
     <w:r>
       <w:tab/>
       <w:tab/>
-      <w:t>2026-07-31</w:t>
+      <w:t>2026-08-01</w:t>
       <w:br/>
       <w:br/>
     </w:r>

--- a/klagomål/A 42165-2023 FSC-klagomål.docx
+++ b/klagomål/A 42165-2023 FSC-klagomål.docx
@@ -1205,7 +1205,7 @@
     <w:r>
       <w:tab/>
       <w:tab/>
-      <w:t>2026-08-01</w:t>
+      <w:t>2026-08-02</w:t>
       <w:br/>
       <w:br/>
     </w:r>

--- a/klagomål/A 42165-2023 FSC-klagomål.docx
+++ b/klagomål/A 42165-2023 FSC-klagomål.docx
@@ -1205,7 +1205,7 @@
     <w:r>
       <w:tab/>
       <w:tab/>
-      <w:t>2026-08-02</w:t>
+      <w:t>2026-08-03</w:t>
       <w:br/>
       <w:br/>
     </w:r>

--- a/klagomål/A 42165-2023 FSC-klagomål.docx
+++ b/klagomål/A 42165-2023 FSC-klagomål.docx
@@ -1205,7 +1205,7 @@
     <w:r>
       <w:tab/>
       <w:tab/>
-      <w:t>2026-08-03</w:t>
+      <w:t>2026-08-04</w:t>
       <w:br/>
       <w:br/>
     </w:r>

--- a/klagomål/A 42165-2023 FSC-klagomål.docx
+++ b/klagomål/A 42165-2023 FSC-klagomål.docx
@@ -1205,7 +1205,7 @@
     <w:r>
       <w:tab/>
       <w:tab/>
-      <w:t>2026-08-04</w:t>
+      <w:t>2026-08-05</w:t>
       <w:br/>
       <w:br/>
     </w:r>

--- a/klagomål/A 42165-2023 FSC-klagomål.docx
+++ b/klagomål/A 42165-2023 FSC-klagomål.docx
@@ -1205,7 +1205,7 @@
     <w:r>
       <w:tab/>
       <w:tab/>
-      <w:t>2026-08-05</w:t>
+      <w:t>2026-08-07</w:t>
       <w:br/>
       <w:br/>
     </w:r>

--- a/klagomål/A 42165-2023 FSC-klagomål.docx
+++ b/klagomål/A 42165-2023 FSC-klagomål.docx
@@ -1205,7 +1205,7 @@
     <w:r>
       <w:tab/>
       <w:tab/>
-      <w:t>2026-08-07</w:t>
+      <w:t>2026-08-08</w:t>
       <w:br/>
       <w:br/>
     </w:r>

--- a/klagomål/A 42165-2023 FSC-klagomål.docx
+++ b/klagomål/A 42165-2023 FSC-klagomål.docx
@@ -216,7 +216,7 @@
         <w:spacing w:after="240"/>
       </w:pPr>
       <w:r>
-        <w:t>Figur 1. Fyndplatser för naturvårdsarter i avverkningsanmälan. Markörer utan svart kant är placerade på fyndplatsen. Markörer med svart kant är placerade vid sidan av fyndplatsen har ett svart streck som visar fyndplatsens exakta position. Kartans mittpunktskoordinat är N 6611613, E 345986 i SWEREF 99 TM.</w:t>
+        <w:t>Figur 1. Fyndplatser för naturvårdsarter i avverkningsanmälan. Markörer utan svart kant är placerade på fyndplatsen. Markörer med svart kant är placerade vid sidan av fyndplatsen och har ett svart streck som visar fyndplatsens exakta position. Kartans mittpunktskoordinat är N 6611613, E 345986 i SWEREF 99 TM.</w:t>
       </w:r>
     </w:p>
     <w:p>
@@ -1205,7 +1205,7 @@
     <w:r>
       <w:tab/>
       <w:tab/>
-      <w:t>2026-08-14</w:t>
+      <w:t>2026-08-15</w:t>
       <w:br/>
       <w:br/>
     </w:r>

--- a/klagomål/A 42165-2023 FSC-klagomål.docx
+++ b/klagomål/A 42165-2023 FSC-klagomål.docx
@@ -1205,7 +1205,7 @@
     <w:r>
       <w:tab/>
       <w:tab/>
-      <w:t>2026-08-15</w:t>
+      <w:t>2026-08-16</w:t>
       <w:br/>
       <w:br/>
     </w:r>

--- a/klagomål/A 42165-2023 FSC-klagomål.docx
+++ b/klagomål/A 42165-2023 FSC-klagomål.docx
@@ -1205,7 +1205,7 @@
     <w:r>
       <w:tab/>
       <w:tab/>
-      <w:t>2026-08-16</w:t>
+      <w:t>2026-08-17</w:t>
       <w:br/>
       <w:br/>
     </w:r>

--- a/klagomål/A 42165-2023 FSC-klagomål.docx
+++ b/klagomål/A 42165-2023 FSC-klagomål.docx
@@ -1205,7 +1205,7 @@
     <w:r>
       <w:tab/>
       <w:tab/>
-      <w:t>2026-08-17</w:t>
+      <w:t>2026-08-18</w:t>
       <w:br/>
       <w:br/>
     </w:r>

--- a/klagomål/A 42165-2023 FSC-klagomål.docx
+++ b/klagomål/A 42165-2023 FSC-klagomål.docx
@@ -1205,7 +1205,7 @@
     <w:r>
       <w:tab/>
       <w:tab/>
-      <w:t>2026-08-18</w:t>
+      <w:t>2026-08-19</w:t>
       <w:br/>
       <w:br/>
     </w:r>

--- a/klagomål/A 42165-2023 FSC-klagomål.docx
+++ b/klagomål/A 42165-2023 FSC-klagomål.docx
@@ -1205,7 +1205,7 @@
     <w:r>
       <w:tab/>
       <w:tab/>
-      <w:t>2026-08-19</w:t>
+      <w:t>2026-08-20</w:t>
       <w:br/>
       <w:br/>
     </w:r>

--- a/klagomål/A 42165-2023 FSC-klagomål.docx
+++ b/klagomål/A 42165-2023 FSC-klagomål.docx
@@ -1205,7 +1205,7 @@
     <w:r>
       <w:tab/>
       <w:tab/>
-      <w:t>2026-08-20</w:t>
+      <w:t>2026-08-21</w:t>
       <w:br/>
       <w:br/>
     </w:r>

--- a/klagomål/A 42165-2023 FSC-klagomål.docx
+++ b/klagomål/A 42165-2023 FSC-klagomål.docx
@@ -1205,7 +1205,7 @@
     <w:r>
       <w:tab/>
       <w:tab/>
-      <w:t>2026-08-21</w:t>
+      <w:t>2026-08-22</w:t>
       <w:br/>
       <w:br/>
     </w:r>

--- a/klagomål/A 42165-2023 FSC-klagomål.docx
+++ b/klagomål/A 42165-2023 FSC-klagomål.docx
@@ -1205,7 +1205,7 @@
     <w:r>
       <w:tab/>
       <w:tab/>
-      <w:t>2026-08-22</w:t>
+      <w:t>2026-08-23</w:t>
       <w:br/>
       <w:br/>
     </w:r>

--- a/klagomål/A 42165-2023 FSC-klagomål.docx
+++ b/klagomål/A 42165-2023 FSC-klagomål.docx
@@ -1205,7 +1205,7 @@
     <w:r>
       <w:tab/>
       <w:tab/>
-      <w:t>2026-08-23</w:t>
+      <w:t>2026-08-24</w:t>
       <w:br/>
       <w:br/>
     </w:r>

--- a/klagomål/A 42165-2023 FSC-klagomål.docx
+++ b/klagomål/A 42165-2023 FSC-klagomål.docx
@@ -1205,7 +1205,7 @@
     <w:r>
       <w:tab/>
       <w:tab/>
-      <w:t>2026-08-24</w:t>
+      <w:t>2026-08-25</w:t>
       <w:br/>
       <w:br/>
     </w:r>

--- a/klagomål/A 42165-2023 FSC-klagomål.docx
+++ b/klagomål/A 42165-2023 FSC-klagomål.docx
@@ -1205,7 +1205,7 @@
     <w:r>
       <w:tab/>
       <w:tab/>
-      <w:t>2026-08-25</w:t>
+      <w:t>2026-08-26</w:t>
       <w:br/>
       <w:br/>
     </w:r>

--- a/klagomål/A 42165-2023 FSC-klagomål.docx
+++ b/klagomål/A 42165-2023 FSC-klagomål.docx
@@ -1205,7 +1205,7 @@
     <w:r>
       <w:tab/>
       <w:tab/>
-      <w:t>2026-08-26</w:t>
+      <w:t>2026-08-27</w:t>
       <w:br/>
       <w:br/>
     </w:r>

--- a/klagomål/A 42165-2023 FSC-klagomål.docx
+++ b/klagomål/A 42165-2023 FSC-klagomål.docx
@@ -1205,7 +1205,7 @@
     <w:r>
       <w:tab/>
       <w:tab/>
-      <w:t>2026-08-27</w:t>
+      <w:t>2026-08-28</w:t>
       <w:br/>
       <w:br/>
     </w:r>

--- a/klagomål/A 42165-2023 FSC-klagomål.docx
+++ b/klagomål/A 42165-2023 FSC-klagomål.docx
@@ -1205,7 +1205,7 @@
     <w:r>
       <w:tab/>
       <w:tab/>
-      <w:t>2026-08-28</w:t>
+      <w:t>2026-08-29</w:t>
       <w:br/>
       <w:br/>
     </w:r>

--- a/klagomål/A 42165-2023 FSC-klagomål.docx
+++ b/klagomål/A 42165-2023 FSC-klagomål.docx
@@ -1205,7 +1205,7 @@
     <w:r>
       <w:tab/>
       <w:tab/>
-      <w:t>2026-08-29</w:t>
+      <w:t>2026-08-31</w:t>
       <w:br/>
       <w:br/>
     </w:r>

--- a/klagomål/A 42165-2023 FSC-klagomål.docx
+++ b/klagomål/A 42165-2023 FSC-klagomål.docx
@@ -1205,7 +1205,7 @@
     <w:r>
       <w:tab/>
       <w:tab/>
-      <w:t>2026-08-31</w:t>
+      <w:t>2026-09-01</w:t>
       <w:br/>
       <w:br/>
     </w:r>

--- a/klagomål/A 42165-2023 FSC-klagomål.docx
+++ b/klagomål/A 42165-2023 FSC-klagomål.docx
@@ -1205,7 +1205,7 @@
     <w:r>
       <w:tab/>
       <w:tab/>
-      <w:t>2026-09-01</w:t>
+      <w:t>2026-09-02</w:t>
       <w:br/>
       <w:br/>
     </w:r>

--- a/klagomål/A 42165-2023 FSC-klagomål.docx
+++ b/klagomål/A 42165-2023 FSC-klagomål.docx
@@ -1205,7 +1205,7 @@
     <w:r>
       <w:tab/>
       <w:tab/>
-      <w:t>2026-09-02</w:t>
+      <w:t>2026-09-03</w:t>
       <w:br/>
       <w:br/>
     </w:r>

--- a/klagomål/A 42165-2023 FSC-klagomål.docx
+++ b/klagomål/A 42165-2023 FSC-klagomål.docx
@@ -1205,7 +1205,7 @@
     <w:r>
       <w:tab/>
       <w:tab/>
-      <w:t>2026-09-03</w:t>
+      <w:t>2026-09-04</w:t>
       <w:br/>
       <w:br/>
     </w:r>

--- a/klagomål/A 42165-2023 FSC-klagomål.docx
+++ b/klagomål/A 42165-2023 FSC-klagomål.docx
@@ -1205,7 +1205,7 @@
     <w:r>
       <w:tab/>
       <w:tab/>
-      <w:t>2026-09-04</w:t>
+      <w:t>2026-09-05</w:t>
       <w:br/>
       <w:br/>
     </w:r>

--- a/klagomål/A 42165-2023 FSC-klagomål.docx
+++ b/klagomål/A 42165-2023 FSC-klagomål.docx
@@ -1205,7 +1205,7 @@
     <w:r>
       <w:tab/>
       <w:tab/>
-      <w:t>2026-09-05</w:t>
+      <w:t>2026-09-06</w:t>
       <w:br/>
       <w:br/>
     </w:r>

--- a/klagomål/A 42165-2023 FSC-klagomål.docx
+++ b/klagomål/A 42165-2023 FSC-klagomål.docx
@@ -1205,7 +1205,7 @@
     <w:r>
       <w:tab/>
       <w:tab/>
-      <w:t>2026-09-06</w:t>
+      <w:t>2026-09-07</w:t>
       <w:br/>
       <w:br/>
     </w:r>

--- a/klagomål/A 42165-2023 FSC-klagomål.docx
+++ b/klagomål/A 42165-2023 FSC-klagomål.docx
@@ -1205,7 +1205,7 @@
     <w:r>
       <w:tab/>
       <w:tab/>
-      <w:t>2026-09-07</w:t>
+      <w:t>2026-09-08</w:t>
       <w:br/>
       <w:br/>
     </w:r>

--- a/klagomål/A 42165-2023 FSC-klagomål.docx
+++ b/klagomål/A 42165-2023 FSC-klagomål.docx
@@ -1205,7 +1205,7 @@
     <w:r>
       <w:tab/>
       <w:tab/>
-      <w:t>2026-09-08</w:t>
+      <w:t>2026-09-09</w:t>
       <w:br/>
       <w:br/>
     </w:r>

--- a/klagomål/A 42165-2023 FSC-klagomål.docx
+++ b/klagomål/A 42165-2023 FSC-klagomål.docx
@@ -1205,7 +1205,7 @@
     <w:r>
       <w:tab/>
       <w:tab/>
-      <w:t>2026-09-09</w:t>
+      <w:t>2026-09-10</w:t>
       <w:br/>
       <w:br/>
     </w:r>

--- a/klagomål/A 42165-2023 FSC-klagomål.docx
+++ b/klagomål/A 42165-2023 FSC-klagomål.docx
@@ -1205,7 +1205,7 @@
     <w:r>
       <w:tab/>
       <w:tab/>
-      <w:t>2026-09-10</w:t>
+      <w:t>2026-09-11</w:t>
       <w:br/>
       <w:br/>
     </w:r>

--- a/klagomål/A 42165-2023 FSC-klagomål.docx
+++ b/klagomål/A 42165-2023 FSC-klagomål.docx
@@ -1205,7 +1205,7 @@
     <w:r>
       <w:tab/>
       <w:tab/>
-      <w:t>2026-09-11</w:t>
+      <w:t>2026-09-12</w:t>
       <w:br/>
       <w:br/>
     </w:r>

--- a/klagomål/A 42165-2023 FSC-klagomål.docx
+++ b/klagomål/A 42165-2023 FSC-klagomål.docx
@@ -1205,7 +1205,7 @@
     <w:r>
       <w:tab/>
       <w:tab/>
-      <w:t>2026-09-12</w:t>
+      <w:t>2026-09-13</w:t>
       <w:br/>
       <w:br/>
     </w:r>
